--- a/doc/QNSC_SYSDBG_MAS.docx
+++ b/doc/QNSC_SYSDBG_MAS.docx
@@ -6654,43 +6654,20 @@
         <w:t xml:space="preserve"> </w:t>
       </w:r>
       <w:r>
-        <w:t xml:space="preserve">after the QSOC block diagram;</w:t>
-      </w:r>
-      <w:r>
-        <w:t xml:space="preserve"> </w:t>
-      </w:r>
-      <w:r>
-        <w:rPr>
-          <w:rStyle w:val="VerbatimChar"/>
-        </w:rPr>
-        <w:t xml:space="preserve">SYSCTL</w:t>
-      </w:r>
-      <w:r>
-        <w:t xml:space="preserve"> </w:t>
-      </w:r>
-      <w:r>
-        <w:t xml:space="preserve">and</w:t>
-      </w:r>
-      <w:r>
-        <w:t xml:space="preserve"> </w:t>
-      </w:r>
-      <w:r>
-        <w:rPr>
-          <w:rStyle w:val="VerbatimChar"/>
-        </w:rPr>
-        <w:t xml:space="preserve">SYSCSR</w:t>
-      </w:r>
-      <w:r>
-        <w:t xml:space="preserve"> </w:t>
-      </w:r>
-      <w:r>
-        <w:t xml:space="preserve">are</w:t>
-      </w:r>
-      <w:r>
-        <w:t xml:space="preserve"> </w:t>
-      </w:r>
-      <w:r>
-        <w:t xml:space="preserve">now the two register files</w:t>
+        <w:t xml:space="preserve">after the QSOC block diagram. The current name is</w:t>
+      </w:r>
+      <w:r>
+        <w:t xml:space="preserve"> </w:t>
+      </w:r>
+      <w:r>
+        <w:rPr>
+          <w:b/>
+          <w:bCs/>
+        </w:rPr>
+        <w:t xml:space="preserve">SCRC</w:t>
+      </w:r>
+      <w:r>
+        <w:t xml:space="preserve">, and it is the</w:t>
       </w:r>
       <w:r>
         <w:t xml:space="preserve"> </w:t>
@@ -6700,13 +6677,78 @@
           <w:i/>
           <w:iCs/>
         </w:rPr>
-        <w:t xml:space="preserve">inside</w:t>
-      </w:r>
-      <w:r>
-        <w:t xml:space="preserve"> </w:t>
-      </w:r>
-      <w:r>
-        <w:t xml:space="preserve">SCRC, so the name used here is SCRC.)</w:t>
+        <w:t xml:space="preserve">control</w:t>
+      </w:r>
+      <w:r>
+        <w:t xml:space="preserve"> </w:t>
+      </w:r>
+      <w:r>
+        <w:t xml:space="preserve">half at</w:t>
+      </w:r>
+      <w:r>
+        <w:t xml:space="preserve"> </w:t>
+      </w:r>
+      <w:r>
+        <w:rPr>
+          <w:rStyle w:val="VerbatimChar"/>
+        </w:rPr>
+        <w:t xml:space="preserve">APB_M0</w:t>
+      </w:r>
+      <w:r>
+        <w:t xml:space="preserve">;</w:t>
+      </w:r>
+      <w:r>
+        <w:t xml:space="preserve"> </w:t>
+      </w:r>
+      <w:r>
+        <w:rPr>
+          <w:b/>
+          <w:bCs/>
+        </w:rPr>
+        <w:t xml:space="preserve">SYSCSR</w:t>
+      </w:r>
+      <w:r>
+        <w:t xml:space="preserve"> </w:t>
+      </w:r>
+      <w:r>
+        <w:t xml:space="preserve">is the separate</w:t>
+      </w:r>
+      <w:r>
+        <w:t xml:space="preserve"> </w:t>
+      </w:r>
+      <w:r>
+        <w:rPr>
+          <w:i/>
+          <w:iCs/>
+        </w:rPr>
+        <w:t xml:space="preserve">status</w:t>
+      </w:r>
+      <w:r>
+        <w:t xml:space="preserve"> </w:t>
+      </w:r>
+      <w:r>
+        <w:t xml:space="preserve">half at</w:t>
+      </w:r>
+      <w:r>
+        <w:t xml:space="preserve"> </w:t>
+      </w:r>
+      <w:r>
+        <w:rPr>
+          <w:rStyle w:val="VerbatimChar"/>
+        </w:rPr>
+        <w:t xml:space="preserve">APB_M1</w:t>
+      </w:r>
+      <w:r>
+        <w:t xml:space="preserve"> </w:t>
+      </w:r>
+      <w:r>
+        <w:t xml:space="preserve">– two APB slaves rather than two register files inside</w:t>
+      </w:r>
+      <w:r>
+        <w:t xml:space="preserve"> </w:t>
+      </w:r>
+      <w:r>
+        <w:t xml:space="preserve">one block.)</w:t>
       </w:r>
     </w:p>
     <w:p>
@@ -22305,7 +22347,7 @@
         <w:rPr>
           <w:rStyle w:val="VerbatimChar"/>
         </w:rPr>
-        <w:t xml:space="preserve">SYSCTL</w:t>
+        <w:t xml:space="preserve">SCRC</w:t>
       </w:r>
       <w:r>
         <w:t xml:space="preserve"> </w:t>
@@ -22474,7 +22516,7 @@
           <w:b/>
           <w:bCs/>
         </w:rPr>
-        <w:t xml:space="preserve">SYSCTL</w:t>
+        <w:t xml:space="preserve">SCRC</w:t>
       </w:r>
       <w:r>
         <w:rPr>

--- a/doc/QNSC_SYSDBG_MAS.docx
+++ b/doc/QNSC_SYSDBG_MAS.docx
@@ -24,6 +24,11 @@
       </w:pPr>
       <w:r>
         <w:t xml:space="preserve">QUY NHON SEMICONDUCTORS – QNSC</w:t>
+      </w:r>
+    </w:p>
+    <w:p>
+      <w:r>
+        <w:br w:type="page"/>
       </w:r>
     </w:p>
     <w:sdt>
@@ -48,6 +53,95 @@
             <w:instrText xml:space="preserve">TOC \o "1-2" \h \z \u</w:instrText>
             <w:fldChar w:fldCharType="separate"/>
             <w:fldChar w:fldCharType="end"/>
+          </w:r>
+        </w:p>
+        <w:p>
+          <w:pPr>
+            <w:pStyle w:val="TOCHeading"/>
+            <w:jc w:val="left"/>
+          </w:pPr>
+          <w:r>
+            <w:t xml:space="preserve">Table of Figures</w:t>
+          </w:r>
+        </w:p>
+        <w:p>
+          <w:pPr>
+            <w:pStyle w:val="TOC1"/>
+            <w:ind w:left="180"/>
+            <w:jc w:val="left"/>
+          </w:pPr>
+          <w:r>
+            <w:t xml:space="preserve">Figure 1-1. Figure 1 – Where the debugger sits in QSOC</w:t>
+          </w:r>
+        </w:p>
+        <w:p>
+          <w:pPr>
+            <w:pStyle w:val="TOC1"/>
+            <w:ind w:left="180"/>
+            <w:jc w:val="left"/>
+          </w:pPr>
+          <w:r>
+            <w:t xml:space="preserve">Figure 3-1. Figure 2 – The SYSDBG block</w:t>
+          </w:r>
+        </w:p>
+        <w:p>
+          <w:pPr>
+            <w:pStyle w:val="TOC1"/>
+            <w:ind w:left="180"/>
+            <w:jc w:val="left"/>
+          </w:pPr>
+          <w:r>
+            <w:t xml:space="preserve">Figure 4-1. Figure 3 – Internal structure, and the two clock domains</w:t>
+          </w:r>
+        </w:p>
+        <w:p>
+          <w:pPr>
+            <w:pStyle w:val="TOC1"/>
+            <w:ind w:left="180"/>
+            <w:jc w:val="left"/>
+          </w:pPr>
+          <w:r>
+            <w:t xml:space="preserve">Figure 4-2. Figure 4 – The ACCESS register, bit by bit</w:t>
+          </w:r>
+        </w:p>
+        <w:p>
+          <w:pPr>
+            <w:pStyle w:val="TOC1"/>
+            <w:ind w:left="180"/>
+            <w:jc w:val="left"/>
+          </w:pPr>
+          <w:r>
+            <w:t xml:space="preserve">Figure 4-3. Figure 5 – Command FSM</w:t>
+          </w:r>
+        </w:p>
+        <w:p>
+          <w:pPr>
+            <w:pStyle w:val="TOC1"/>
+            <w:ind w:left="180"/>
+            <w:jc w:val="left"/>
+          </w:pPr>
+          <w:r>
+            <w:t xml:space="preserve">Figure 4-4. Figure 6 – Halting the CPU, end to end</w:t>
+          </w:r>
+        </w:p>
+        <w:p>
+          <w:pPr>
+            <w:pStyle w:val="TOC1"/>
+            <w:ind w:left="180"/>
+            <w:jc w:val="left"/>
+          </w:pPr>
+          <w:r>
+            <w:t xml:space="preserve">Figure 4-5. Figure 7 – What one bus port can and cannot reach</w:t>
+          </w:r>
+        </w:p>
+        <w:p>
+          <w:pPr>
+            <w:pStyle w:val="TOC1"/>
+            <w:ind w:left="180"/>
+            <w:jc w:val="left"/>
+          </w:pPr>
+          <w:r>
+            <w:t xml:space="preserve">Figure 4-6. Figure 8 – Host software stack</w:t>
           </w:r>
         </w:p>
       </w:sdtContent>
@@ -3953,7 +4047,7 @@
         <w:jc w:val="left"/>
       </w:pPr>
       <w:r>
-        <w:t xml:space="preserve">Figure 1 – Where the debugger sits in QSOC</w:t>
+        <w:t xml:space="preserve">Figure 1-1. Figure 1 – Where the debugger sits in QSOC</w:t>
       </w:r>
     </w:p>
     <w:p>
@@ -5600,7 +5694,7 @@
         <w:jc w:val="left"/>
       </w:pPr>
       <w:r>
-        <w:t xml:space="preserve">Figure 2 – The SYSDBG block</w:t>
+        <w:t xml:space="preserve">Figure 3-1. Figure 2 – The SYSDBG block</w:t>
       </w:r>
     </w:p>
     <w:bookmarkEnd w:id="40"/>
@@ -5699,7 +5793,7 @@
         <w:jc w:val="left"/>
       </w:pPr>
       <w:r>
-        <w:t xml:space="preserve">Figure 3 – Internal structure, and the two clock domains</w:t>
+        <w:t xml:space="preserve">Figure 4-1. Figure 3 – Internal structure, and the two clock domains</w:t>
       </w:r>
     </w:p>
     <w:p>
@@ -10187,7 +10281,7 @@
         <w:jc w:val="left"/>
       </w:pPr>
       <w:r>
-        <w:t xml:space="preserve">Figure 4 – The ACCESS register, bit by bit</w:t>
+        <w:t xml:space="preserve">Figure 4-2. Figure 4 – The ACCESS register, bit by bit</w:t>
       </w:r>
     </w:p>
     <w:p>
@@ -11915,7 +12009,7 @@
         <w:jc w:val="left"/>
       </w:pPr>
       <w:r>
-        <w:t xml:space="preserve">Figure 5 – Command FSM</w:t>
+        <w:t xml:space="preserve">Figure 4-3. Figure 5 – Command FSM</w:t>
       </w:r>
     </w:p>
     <w:p>
@@ -12836,7 +12930,7 @@
         <w:jc w:val="left"/>
       </w:pPr>
       <w:r>
-        <w:t xml:space="preserve">Figure 6 – Halting the CPU, end to end</w:t>
+        <w:t xml:space="preserve">Figure 4-4. Figure 6 – Halting the CPU, end to end</w:t>
       </w:r>
     </w:p>
     <w:p>
@@ -16541,7 +16635,7 @@
         <w:jc w:val="left"/>
       </w:pPr>
       <w:r>
-        <w:t xml:space="preserve">Figure 7 – What one bus port can and cannot reach</w:t>
+        <w:t xml:space="preserve">Figure 4-5. Figure 7 – What one bus port can and cannot reach</w:t>
       </w:r>
     </w:p>
     <w:p>
@@ -18652,7 +18746,7 @@
         <w:jc w:val="left"/>
       </w:pPr>
       <w:r>
-        <w:t xml:space="preserve">Figure 8 – Host software stack</w:t>
+        <w:t xml:space="preserve">Figure 4-6. Figure 8 – Host software stack</w:t>
       </w:r>
     </w:p>
     <w:p>

--- a/doc/QNSC_SYSDBG_MAS.docx
+++ b/doc/QNSC_SYSDBG_MAS.docx
@@ -57,7 +57,8 @@
         </w:p>
         <w:p>
           <w:pPr>
-            <w:pStyle w:val="TOCHeading"/>
+            <w:pStyle w:val="Heading1"/>
+            <w:outlineLvl w:val="0"/>
             <w:jc w:val="left"/>
           </w:pPr>
           <w:r>
@@ -25506,25 +25507,25 @@
       <w:rPr>
         <w:szCs w:val="26"/>
       </w:rPr>
-      <w:t>V</w:t>
+      <w:t>V1.14</w:t>
     </w:r>
     <w:r>
       <w:rPr>
         <w:szCs w:val="26"/>
       </w:rPr>
-      <w:t>1</w:t>
+      <w:t/>
     </w:r>
     <w:r>
       <w:rPr>
         <w:szCs w:val="26"/>
       </w:rPr>
-      <w:t>.</w:t>
+      <w:t/>
     </w:r>
     <w:r>
       <w:rPr>
         <w:szCs w:val="26"/>
       </w:rPr>
-      <w:t>0</w:t>
+      <w:t/>
     </w:r>
   </w:p>
 </w:hdr>
@@ -28469,7 +28470,6 @@
       <w:rFonts w:cstheme="majorHAnsi"/>
       <w:b/>
       <w:bCs/>
-      <w:caps/>
     </w:rPr>
   </w:style>
   <w:style w:styleId="TOC2" w:type="paragraph">
@@ -29573,7 +29573,6 @@
     <w:rPr>
       <w:rFonts w:ascii="Calibri Light" w:cs="Times New Roman" w:hAnsi="Calibri Light"/>
       <w:iCs/>
-      <w:color w:val="2E74B5"/>
       <w:sz w:val="28"/>
       <w:szCs w:val="28"/>
       <w:lang w:eastAsia="ja-JP"/>
@@ -29680,7 +29679,7 @@
       <w:keepNext/>
       <w:keepLines/>
       <w:spacing w:after="0" w:before="2200"/>
-      <w:jc w:val="left"/>
+      <w:jc w:val="center"/>
     </w:pPr>
     <w:rPr>
       <w:rFonts w:cs="Times New Roman" w:eastAsia="Malgun Gothic"/>
@@ -29713,11 +29712,8 @@
     <w:qFormat/>
     <w:rsid w:val="00FD46F6"/>
     <w:pPr>
-      <w:pBdr>
-        <w:top w:color="auto" w:space="1" w:sz="4" w:val="single"/>
-      </w:pBdr>
       <w:spacing w:after="360" w:before="360"/>
-      <w:jc w:val="right"/>
+      <w:jc w:val="center"/>
     </w:pPr>
     <w:rPr>
       <w:sz w:val="40"/>
@@ -30278,6 +30274,18 @@
       <w:bCs/>
     </w:rPr>
   </w:style>
+  <w:style w:styleId="Author" w:type="paragraph">
+    <w:name w:val="Author"/>
+    <w:basedOn w:val="Normal"/>
+    <w:pPr>
+      <w:jc w:val="center"/>
+      <w:spacing w:before="240"/>
+    </w:pPr>
+    <w:rPr>
+      <w:sz w:val="24"/>
+      <w:szCs w:val="24"/>
+    </w:rPr>
+  </w:style>
   <w:style w:type="paragraph" w:customStyle="1" w:styleId="SourceCode">
     <w:name w:val="Source Code"/>
     <w:basedOn w:val="Normal"/>

--- a/doc/QNSC_SYSDBG_MAS.docx
+++ b/doc/QNSC_SYSDBG_MAS.docx
@@ -42,6 +42,7 @@
         <w:p>
           <w:pPr>
             <w:pStyle w:val="TOCHeading"/>
+            <w:outlineLvl w:val="0"/>
           </w:pPr>
           <w:r>
             <w:t xml:space="preserve">Table of Contents</w:t>
@@ -58,8 +59,8 @@
         <w:p>
           <w:pPr>
             <w:pStyle w:val="Heading1"/>
+            <w:jc w:val="left"/>
             <w:outlineLvl w:val="0"/>
-            <w:jc w:val="left"/>
           </w:pPr>
           <w:r>
             <w:t xml:space="preserve">Table of Figures</w:t>

--- a/doc/QNSC_SYSDBG_MAS.docx
+++ b/doc/QNSC_SYSDBG_MAS.docx
@@ -41,7 +41,7 @@
       <w:sdtContent>
         <w:p>
           <w:pPr>
-            <w:pStyle w:val="TOCHeading"/>
+            <w:pStyle w:val="Heading1"/>
             <w:outlineLvl w:val="0"/>
           </w:pPr>
           <w:r>
@@ -28469,8 +28469,8 @@
     </w:pPr>
     <w:rPr>
       <w:rFonts w:cstheme="majorHAnsi"/>
-      <w:b/>
-      <w:bCs/>
+      <w:sz w:val="24"/>
+      <w:szCs w:val="24"/>
     </w:rPr>
   </w:style>
   <w:style w:styleId="TOC2" w:type="paragraph">

--- a/doc/QNSC_SYSDBG_MAS.docx
+++ b/doc/QNSC_SYSDBG_MAS.docx
@@ -83,7 +83,7 @@
             <w:jc w:val="left"/>
           </w:pPr>
           <w:r>
-            <w:t xml:space="preserve">Figure 3-1. Figure 2 – The SYSDBG block</w:t>
+            <w:t xml:space="preserve">Figure 3-1. Figure 2 – Internal structure, the two clock domains, and the crossing between them</w:t>
           </w:r>
         </w:p>
         <w:p>
@@ -93,7 +93,7 @@
             <w:jc w:val="left"/>
           </w:pPr>
           <w:r>
-            <w:t xml:space="preserve">Figure 4-1. Figure 3 – Internal structure, and the two clock domains</w:t>
+            <w:t xml:space="preserve">Figure 4-1. Figure 3 – The ACCESS register, bit by bit</w:t>
           </w:r>
         </w:p>
         <w:p>
@@ -103,7 +103,7 @@
             <w:jc w:val="left"/>
           </w:pPr>
           <w:r>
-            <w:t xml:space="preserve">Figure 4-2. Figure 4 – The ACCESS register, bit by bit</w:t>
+            <w:t xml:space="preserve">Figure 4-2. Figure 4 – Command FSM</w:t>
           </w:r>
         </w:p>
         <w:p>
@@ -113,7 +113,7 @@
             <w:jc w:val="left"/>
           </w:pPr>
           <w:r>
-            <w:t xml:space="preserve">Figure 4-3. Figure 5 – Command FSM</w:t>
+            <w:t xml:space="preserve">Figure 4-3. Figure 5 – Halting the CPU, end to end</w:t>
           </w:r>
         </w:p>
         <w:p>
@@ -123,7 +123,7 @@
             <w:jc w:val="left"/>
           </w:pPr>
           <w:r>
-            <w:t xml:space="preserve">Figure 4-4. Figure 6 – Halting the CPU, end to end</w:t>
+            <w:t xml:space="preserve">Figure 4-4. Figure 6 – What one bus port can and cannot reach</w:t>
           </w:r>
         </w:p>
         <w:p>
@@ -133,17 +133,7 @@
             <w:jc w:val="left"/>
           </w:pPr>
           <w:r>
-            <w:t xml:space="preserve">Figure 4-5. Figure 7 – What one bus port can and cannot reach</w:t>
-          </w:r>
-        </w:p>
-        <w:p>
-          <w:pPr>
-            <w:pStyle w:val="TOC1"/>
-            <w:ind w:left="180"/>
-            <w:jc w:val="left"/>
-          </w:pPr>
-          <w:r>
-            <w:t xml:space="preserve">Figure 4-6. Figure 8 – Host software stack</w:t>
+            <w:t xml:space="preserve">Figure 4-5. Figure 7 – Host software stack</w:t>
           </w:r>
         </w:p>
       </w:sdtContent>
@@ -3340,12 +3330,13 @@
     <w:tbl>
       <w:tblPr>
         <w:tblStyle w:val="TableGrid"/>
-        <w:tblW w:type="auto" w:w="0"/>
+        <w:tblW w:type="pct" w:w="5000"/>
+        <w:tblLayout w:type="fixed"/>
         <w:tblLook w:firstRow="1" w:lastRow="0" w:firstColumn="0" w:lastColumn="0" w:noHBand="0" w:noVBand="0" w:val="0020"/>
       </w:tblPr>
       <w:tblGrid>
-        <w:gridCol w:w="3960"/>
-        <w:gridCol w:w="3960"/>
+        <w:gridCol w:w="4224"/>
+        <w:gridCol w:w="3696"/>
       </w:tblGrid>
       <w:tr>
         <w:trPr>
@@ -3423,7 +3414,7 @@
               <w:jc w:val="left"/>
             </w:pPr>
             <w:r>
-              <w:t xml:space="preserve">The SYSDBG block</w:t>
+              <w:t xml:space="preserve">Internal structure, the two clock domains, and the crossing</w:t>
             </w:r>
           </w:p>
         </w:tc>
@@ -3449,7 +3440,7 @@
               <w:jc w:val="left"/>
             </w:pPr>
             <w:r>
-              <w:t xml:space="preserve">Internal structure, and the two clock domains</w:t>
+              <w:t xml:space="preserve">The ACCESS register, bit by bit</w:t>
             </w:r>
           </w:p>
         </w:tc>
@@ -3475,7 +3466,7 @@
               <w:jc w:val="left"/>
             </w:pPr>
             <w:r>
-              <w:t xml:space="preserve">The ACCESS register, bit by bit</w:t>
+              <w:t xml:space="preserve">Command FSM</w:t>
             </w:r>
           </w:p>
         </w:tc>
@@ -3501,7 +3492,7 @@
               <w:jc w:val="left"/>
             </w:pPr>
             <w:r>
-              <w:t xml:space="preserve">Command FSM</w:t>
+              <w:t xml:space="preserve">Halting the CPU, end to end</w:t>
             </w:r>
           </w:p>
         </w:tc>
@@ -3527,7 +3518,7 @@
               <w:jc w:val="left"/>
             </w:pPr>
             <w:r>
-              <w:t xml:space="preserve">Halting the CPU, end to end</w:t>
+              <w:t xml:space="preserve">What one bus port can and cannot reach</w:t>
             </w:r>
           </w:p>
         </w:tc>
@@ -3542,32 +3533,6 @@
             </w:pPr>
             <w:r>
               <w:t xml:space="preserve">Figure 7</w:t>
-            </w:r>
-          </w:p>
-        </w:tc>
-        <w:tc>
-          <w:tcPr/>
-          <w:p>
-            <w:pPr>
-              <w:pStyle w:val="Compact"/>
-              <w:jc w:val="left"/>
-            </w:pPr>
-            <w:r>
-              <w:t xml:space="preserve">What one bus port can and cannot reach</w:t>
-            </w:r>
-          </w:p>
-        </w:tc>
-      </w:tr>
-      <w:tr>
-        <w:tc>
-          <w:tcPr/>
-          <w:p>
-            <w:pPr>
-              <w:pStyle w:val="Compact"/>
-              <w:jc w:val="left"/>
-            </w:pPr>
-            <w:r>
-              <w:t xml:space="preserve">Figure 8</w:t>
             </w:r>
           </w:p>
         </w:tc>
@@ -5650,119 +5615,20 @@
       <w:r>
         <w:drawing>
           <wp:inline>
-            <wp:extent cx="5727700" cy="3621927"/>
+            <wp:extent cx="5727700" cy="2869762"/>
             <wp:effectExtent b="0" l="0" r="0" t="0"/>
-            <wp:docPr descr="Figure 2 – The SYSDBG block" title="" id="38" name="Picture"/>
+            <wp:docPr descr="Figure 2 – Internal structure, the two clock domains, and the crossing between them" title="" id="38" name="Picture"/>
             <a:graphic>
               <a:graphicData uri="http://schemas.openxmlformats.org/drawingml/2006/picture">
                 <pic:pic>
                   <pic:nvPicPr>
-                    <pic:cNvPr descr="../img/fig_dbg_simple.png" id="39" name="Picture"/>
+                    <pic:cNvPr descr="../img/fig_sysdbg_internal.png" id="39" name="Picture"/>
                     <pic:cNvPicPr>
                       <a:picLocks noChangeArrowheads="1" noChangeAspect="1"/>
                     </pic:cNvPicPr>
                   </pic:nvPicPr>
                   <pic:blipFill>
                     <a:blip r:embed="rId37"/>
-                    <a:stretch>
-                      <a:fillRect/>
-                    </a:stretch>
-                  </pic:blipFill>
-                  <pic:spPr bwMode="auto">
-                    <a:xfrm>
-                      <a:off x="0" y="0"/>
-                      <a:ext cx="5727700" cy="3621927"/>
-                    </a:xfrm>
-                    <a:prstGeom prst="rect">
-                      <a:avLst/>
-                    </a:prstGeom>
-                    <a:noFill/>
-                    <a:ln w="9525">
-                      <a:noFill/>
-                      <a:headEnd/>
-                      <a:tailEnd/>
-                    </a:ln>
-                  </pic:spPr>
-                </pic:pic>
-              </a:graphicData>
-            </a:graphic>
-          </wp:inline>
-        </w:drawing>
-      </w:r>
-    </w:p>
-    <w:p>
-      <w:pPr>
-        <w:pStyle w:val="ImageCaption"/>
-        <w:jc w:val="left"/>
-      </w:pPr>
-      <w:r>
-        <w:t xml:space="preserve">Figure 3-1. Figure 2 – The SYSDBG block</w:t>
-      </w:r>
-    </w:p>
-    <w:bookmarkEnd w:id="40"/>
-    <w:bookmarkStart w:id="76" w:name="micro-architecture-details"/>
-    <w:p>
-      <w:pPr>
-        <w:pStyle w:val="Heading1"/>
-      </w:pPr>
-      <w:r>
-        <w:t xml:space="preserve">4. Micro-architecture Details</w:t>
-      </w:r>
-    </w:p>
-    <w:bookmarkStart w:id="44" w:name="structure"/>
-    <w:p>
-      <w:pPr>
-        <w:pStyle w:val="Heading2"/>
-      </w:pPr>
-      <w:r>
-        <w:t xml:space="preserve">4.1 Structure</w:t>
-      </w:r>
-    </w:p>
-    <w:p>
-      <w:pPr>
-        <w:pStyle w:val="FirstParagraph"/>
-      </w:pPr>
-      <w:r>
-        <w:rPr>
-          <w:rStyle w:val="VerbatimChar"/>
-        </w:rPr>
-        <w:t xml:space="preserve">SYSDBG</w:t>
-      </w:r>
-      <w:r>
-        <w:t xml:space="preserve"> </w:t>
-      </w:r>
-      <w:r>
-        <w:t xml:space="preserve">splits into two clock domains, described in section 4.2. The boundary</w:t>
-      </w:r>
-      <w:r>
-        <w:t xml:space="preserve"> </w:t>
-      </w:r>
-      <w:r>
-        <w:t xml:space="preserve">between them is the part of the design most likely to be got wrong.</w:t>
-      </w:r>
-    </w:p>
-    <w:p>
-      <w:pPr>
-        <w:pStyle w:val="CaptionedFigure"/>
-        <w:jc w:val="left"/>
-      </w:pPr>
-      <w:r>
-        <w:drawing>
-          <wp:inline>
-            <wp:extent cx="5727700" cy="2869762"/>
-            <wp:effectExtent b="0" l="0" r="0" t="0"/>
-            <wp:docPr descr="Figure 3 – Internal structure, and the two clock domains" title="" id="42" name="Picture"/>
-            <a:graphic>
-              <a:graphicData uri="http://schemas.openxmlformats.org/drawingml/2006/picture">
-                <pic:pic>
-                  <pic:nvPicPr>
-                    <pic:cNvPr descr="../img/fig_sysdbg_internal.png" id="43" name="Picture"/>
-                    <pic:cNvPicPr>
-                      <a:picLocks noChangeArrowheads="1" noChangeAspect="1"/>
-                    </pic:cNvPicPr>
-                  </pic:nvPicPr>
-                  <pic:blipFill>
-                    <a:blip r:embed="rId41"/>
                     <a:stretch>
                       <a:fillRect/>
                     </a:stretch>
@@ -5795,27 +5661,75 @@
         <w:jc w:val="left"/>
       </w:pPr>
       <w:r>
-        <w:t xml:space="preserve">Figure 4-1. Figure 3 – Internal structure, and the two clock domains</w:t>
+        <w:t xml:space="preserve">Figure 3-1. Figure 2 – Internal structure, the two clock domains, and the crossing between them</w:t>
+      </w:r>
+    </w:p>
+    <w:bookmarkEnd w:id="40"/>
+    <w:bookmarkStart w:id="73" w:name="micro-architecture-details"/>
+    <w:p>
+      <w:pPr>
+        <w:pStyle w:val="Heading1"/>
+      </w:pPr>
+      <w:r>
+        <w:t xml:space="preserve">4. Micro-architecture Details</w:t>
+      </w:r>
+    </w:p>
+    <w:bookmarkStart w:id="41" w:name="structure"/>
+    <w:p>
+      <w:pPr>
+        <w:pStyle w:val="Heading2"/>
+      </w:pPr>
+      <w:r>
+        <w:t xml:space="preserve">4.1 Structure</w:t>
       </w:r>
     </w:p>
     <w:p>
       <w:pPr>
+        <w:pStyle w:val="FirstParagraph"/>
+      </w:pPr>
+      <w:r>
+        <w:rPr>
+          <w:rStyle w:val="VerbatimChar"/>
+        </w:rPr>
+        <w:t xml:space="preserve">SYSDBG</w:t>
+      </w:r>
+      <w:r>
+        <w:t xml:space="preserve"> </w:t>
+      </w:r>
+      <w:r>
+        <w:t xml:space="preserve">splits into two clock domains, described in section 4.2. The boundary</w:t>
+      </w:r>
+      <w:r>
+        <w:t xml:space="preserve"> </w:t>
+      </w:r>
+      <w:r>
+        <w:t xml:space="preserve">between them is the part of the design most likely to be got wrong.</w:t>
+      </w:r>
+    </w:p>
+    <w:p>
+      <w:pPr>
         <w:pStyle w:val="BodyText"/>
       </w:pPr>
       <w:r>
-        <w:t xml:space="preserve">Figure 3 is the same design as Table 2, drawn as a loop: a command travels left to</w:t>
-      </w:r>
-      <w:r>
-        <w:t xml:space="preserve"> </w:t>
-      </w:r>
-      <w:r>
-        <w:t xml:space="preserve">right along the top, the answer returns right to left along the bottom. The</w:t>
-      </w:r>
-      <w:r>
-        <w:t xml:space="preserve"> </w:t>
-      </w:r>
-      <w:r>
-        <w:t xml:space="preserve">numbered steps are walked through in section 4.9.</w:t>
+        <w:t xml:space="preserve">Figure 2 in section 3 is the same design as Table 2, drawn as a loop: a command</w:t>
+      </w:r>
+      <w:r>
+        <w:t xml:space="preserve"> </w:t>
+      </w:r>
+      <w:r>
+        <w:t xml:space="preserve">travels left to right across the top, the answer returns right to left along the</w:t>
+      </w:r>
+      <w:r>
+        <w:t xml:space="preserve"> </w:t>
+      </w:r>
+      <w:r>
+        <w:t xml:space="preserve">bottom, and both directions pass through the one CDC. The numbered steps are walked</w:t>
+      </w:r>
+      <w:r>
+        <w:t xml:space="preserve"> </w:t>
+      </w:r>
+      <w:r>
+        <w:t xml:space="preserve">through in section 4.9.</w:t>
       </w:r>
     </w:p>
     <w:p>
@@ -6375,8 +6289,8 @@
         </w:tc>
       </w:tr>
     </w:tbl>
-    <w:bookmarkEnd w:id="44"/>
-    <w:bookmarkStart w:id="45" w:name="clock-and-reset-domains"/>
+    <w:bookmarkEnd w:id="41"/>
+    <w:bookmarkStart w:id="42" w:name="clock-and-reset-domains"/>
     <w:p>
       <w:pPr>
         <w:pStyle w:val="Heading2"/>
@@ -7353,8 +7267,8 @@
         <w:t xml:space="preserve">asynchronous input clock.</w:t>
       </w:r>
     </w:p>
-    <w:bookmarkEnd w:id="45"/>
-    <w:bookmarkStart w:id="46" w:name="block-interface"/>
+    <w:bookmarkEnd w:id="42"/>
+    <w:bookmarkStart w:id="43" w:name="block-interface"/>
     <w:p>
       <w:pPr>
         <w:pStyle w:val="Heading2"/>
@@ -8623,8 +8537,8 @@
         <w:t xml:space="preserve">disagreement about it is a bug that looks like corrupted memory.</w:t>
       </w:r>
     </w:p>
-    <w:bookmarkEnd w:id="46"/>
-    <w:bookmarkStart w:id="47" w:name="Xcd0f47f4215d355da7ed316218415659378a60a"/>
+    <w:bookmarkEnd w:id="43"/>
+    <w:bookmarkStart w:id="44" w:name="Xcd0f47f4215d355da7ed316218415659378a60a"/>
     <w:p>
       <w:pPr>
         <w:pStyle w:val="Heading2"/>
@@ -9508,8 +9422,8 @@
         <w:t xml:space="preserve">integration checklist of section 5.1 alongside the clock-gate rule.</w:t>
       </w:r>
     </w:p>
-    <w:bookmarkEnd w:id="47"/>
-    <w:bookmarkStart w:id="48" w:name="parameters"/>
+    <w:bookmarkEnd w:id="44"/>
+    <w:bookmarkStart w:id="45" w:name="parameters"/>
     <w:p>
       <w:pPr>
         <w:pStyle w:val="Heading2"/>
@@ -9941,8 +9855,8 @@
         </w:tc>
       </w:tr>
     </w:tbl>
-    <w:bookmarkEnd w:id="48"/>
-    <w:bookmarkStart w:id="49" w:name="jtag-instruction-registers"/>
+    <w:bookmarkEnd w:id="45"/>
+    <w:bookmarkStart w:id="46" w:name="jtag-instruction-registers"/>
     <w:p>
       <w:pPr>
         <w:pStyle w:val="Heading2"/>
@@ -10198,8 +10112,8 @@
         </w:tc>
       </w:tr>
     </w:tbl>
-    <w:bookmarkEnd w:id="49"/>
-    <w:bookmarkStart w:id="53" w:name="the-access-data-register"/>
+    <w:bookmarkEnd w:id="46"/>
+    <w:bookmarkStart w:id="50" w:name="the-access-data-register"/>
     <w:p>
       <w:pPr>
         <w:pStyle w:val="Heading2"/>
@@ -10239,18 +10153,18 @@
           <wp:inline>
             <wp:extent cx="5727700" cy="3350820"/>
             <wp:effectExtent b="0" l="0" r="0" t="0"/>
-            <wp:docPr descr="Figure 4 – The ACCESS register, bit by bit" title="" id="51" name="Picture"/>
+            <wp:docPr descr="Figure 3 – The ACCESS register, bit by bit" title="" id="48" name="Picture"/>
             <a:graphic>
               <a:graphicData uri="http://schemas.openxmlformats.org/drawingml/2006/picture">
                 <pic:pic>
                   <pic:nvPicPr>
-                    <pic:cNvPr descr="../img/fig_jtag_cmd.png" id="52" name="Picture"/>
+                    <pic:cNvPr descr="../img/fig_jtag_cmd.png" id="49" name="Picture"/>
                     <pic:cNvPicPr>
                       <a:picLocks noChangeArrowheads="1" noChangeAspect="1"/>
                     </pic:cNvPicPr>
                   </pic:nvPicPr>
                   <pic:blipFill>
-                    <a:blip r:embed="rId50"/>
+                    <a:blip r:embed="rId47"/>
                     <a:stretch>
                       <a:fillRect/>
                     </a:stretch>
@@ -10283,7 +10197,7 @@
         <w:jc w:val="left"/>
       </w:pPr>
       <w:r>
-        <w:t xml:space="preserve">Figure 4-2. Figure 4 – The ACCESS register, bit by bit</w:t>
+        <w:t xml:space="preserve">Figure 4-1. Figure 3 – The ACCESS register, bit by bit</w:t>
       </w:r>
     </w:p>
     <w:p>
@@ -10957,8 +10871,8 @@
         <w:t xml:space="preserve">map is reachable with no special cases.</w:t>
       </w:r>
     </w:p>
-    <w:bookmarkEnd w:id="53"/>
-    <w:bookmarkStart w:id="54" w:name="register-map"/>
+    <w:bookmarkEnd w:id="50"/>
+    <w:bookmarkStart w:id="51" w:name="register-map"/>
     <w:p>
       <w:pPr>
         <w:pStyle w:val="Heading2"/>
@@ -11947,8 +11861,8 @@
         <w:t xml:space="preserve">itself or grant itself debug access.</w:t>
       </w:r>
     </w:p>
-    <w:bookmarkEnd w:id="54"/>
-    <w:bookmarkStart w:id="58" w:name="command-fsm"/>
+    <w:bookmarkEnd w:id="51"/>
+    <w:bookmarkStart w:id="55" w:name="command-fsm"/>
     <w:p>
       <w:pPr>
         <w:pStyle w:val="Heading2"/>
@@ -11967,18 +11881,18 @@
           <wp:inline>
             <wp:extent cx="5486400" cy="2772445"/>
             <wp:effectExtent b="0" l="0" r="0" t="0"/>
-            <wp:docPr descr="Figure 5 – Command FSM" title="" id="56" name="Picture"/>
+            <wp:docPr descr="Figure 4 – Command FSM" title="" id="53" name="Picture"/>
             <a:graphic>
               <a:graphicData uri="http://schemas.openxmlformats.org/drawingml/2006/picture">
                 <pic:pic>
                   <pic:nvPicPr>
-                    <pic:cNvPr descr="../img/fig_sysdbg_fsm.png" id="57" name="Picture"/>
+                    <pic:cNvPr descr="../img/fig_sysdbg_fsm.png" id="54" name="Picture"/>
                     <pic:cNvPicPr>
                       <a:picLocks noChangeArrowheads="1" noChangeAspect="1"/>
                     </pic:cNvPicPr>
                   </pic:nvPicPr>
                   <pic:blipFill>
-                    <a:blip r:embed="rId55"/>
+                    <a:blip r:embed="rId52"/>
                     <a:stretch>
                       <a:fillRect/>
                     </a:stretch>
@@ -12011,7 +11925,7 @@
         <w:jc w:val="left"/>
       </w:pPr>
       <w:r>
-        <w:t xml:space="preserve">Figure 4-3. Figure 5 – Command FSM</w:t>
+        <w:t xml:space="preserve">Figure 4-2. Figure 4 – Command FSM</w:t>
       </w:r>
     </w:p>
     <w:p>
@@ -12854,8 +12768,8 @@
         <w:t xml:space="preserve">and never cancelling.</w:t>
       </w:r>
     </w:p>
-    <w:bookmarkEnd w:id="58"/>
-    <w:bookmarkStart w:id="62" w:name="one-command-end-to-end"/>
+    <w:bookmarkEnd w:id="55"/>
+    <w:bookmarkStart w:id="59" w:name="one-command-end-to-end"/>
     <w:p>
       <w:pPr>
         <w:pStyle w:val="Heading2"/>
@@ -12888,18 +12802,18 @@
           <wp:inline>
             <wp:extent cx="5727700" cy="5420858"/>
             <wp:effectExtent b="0" l="0" r="0" t="0"/>
-            <wp:docPr descr="Figure 6 – Halting the CPU, end to end" title="" id="60" name="Picture"/>
+            <wp:docPr descr="Figure 5 – Halting the CPU, end to end" title="" id="57" name="Picture"/>
             <a:graphic>
               <a:graphicData uri="http://schemas.openxmlformats.org/drawingml/2006/picture">
                 <pic:pic>
                   <pic:nvPicPr>
-                    <pic:cNvPr descr="../img/fig_halt_flow.png" id="61" name="Picture"/>
+                    <pic:cNvPr descr="../img/fig_halt_flow.png" id="58" name="Picture"/>
                     <pic:cNvPicPr>
                       <a:picLocks noChangeArrowheads="1" noChangeAspect="1"/>
                     </pic:cNvPicPr>
                   </pic:nvPicPr>
                   <pic:blipFill>
-                    <a:blip r:embed="rId59"/>
+                    <a:blip r:embed="rId56"/>
                     <a:stretch>
                       <a:fillRect/>
                     </a:stretch>
@@ -12932,7 +12846,7 @@
         <w:jc w:val="left"/>
       </w:pPr>
       <w:r>
-        <w:t xml:space="preserve">Figure 4-4. Figure 6 – Halting the CPU, end to end</w:t>
+        <w:t xml:space="preserve">Figure 4-3. Figure 5 – Halting the CPU, end to end</w:t>
       </w:r>
     </w:p>
     <w:p>
@@ -13021,8 +12935,8 @@
         <w:t xml:space="preserve">.</w:t>
       </w:r>
     </w:p>
-    <w:bookmarkEnd w:id="62"/>
-    <w:bookmarkStart w:id="63" w:name="clock-domain-crossing"/>
+    <w:bookmarkEnd w:id="59"/>
+    <w:bookmarkStart w:id="60" w:name="clock-domain-crossing"/>
     <w:p>
       <w:pPr>
         <w:pStyle w:val="Heading2"/>
@@ -13430,8 +13344,8 @@
         <w:t xml:space="preserve">correctness, which is the reason only two single-bit signals are allowed to cross.</w:t>
       </w:r>
     </w:p>
-    <w:bookmarkEnd w:id="63"/>
-    <w:bookmarkStart w:id="65" w:name="requirements-on-the-cpu-side"/>
+    <w:bookmarkEnd w:id="60"/>
+    <w:bookmarkStart w:id="62" w:name="requirements-on-the-cpu-side"/>
     <w:p>
       <w:pPr>
         <w:pStyle w:val="Heading2"/>
@@ -14753,7 +14667,7 @@
         <w:t xml:space="preserve">.</w:t>
       </w:r>
     </w:p>
-    <w:bookmarkStart w:id="64" w:name="the-debug-memory-window"/>
+    <w:bookmarkStart w:id="61" w:name="the-debug-memory-window"/>
     <w:p>
       <w:pPr>
         <w:pStyle w:val="Heading3"/>
@@ -16572,9 +16486,9 @@
         <w:t xml:space="preserve">the same.</w:t>
       </w:r>
     </w:p>
-    <w:bookmarkEnd w:id="64"/>
-    <w:bookmarkEnd w:id="65"/>
-    <w:bookmarkStart w:id="70" w:name="reading-a-cpu-register"/>
+    <w:bookmarkEnd w:id="61"/>
+    <w:bookmarkEnd w:id="62"/>
+    <w:bookmarkStart w:id="67" w:name="reading-a-cpu-register"/>
     <w:p>
       <w:pPr>
         <w:pStyle w:val="Heading2"/>
@@ -16593,18 +16507,18 @@
           <wp:inline>
             <wp:extent cx="5669280" cy="4693201"/>
             <wp:effectExtent b="0" l="0" r="0" t="0"/>
-            <wp:docPr descr="Figure 7 – What one bus port can and cannot reach" title="" id="67" name="Picture"/>
+            <wp:docPr descr="Figure 6 – What one bus port can and cannot reach" title="" id="64" name="Picture"/>
             <a:graphic>
               <a:graphicData uri="http://schemas.openxmlformats.org/drawingml/2006/picture">
                 <pic:pic>
                   <pic:nvPicPr>
-                    <pic:cNvPr descr="../img/fig_sysdbg_ports.png" id="68" name="Picture"/>
+                    <pic:cNvPr descr="../img/fig_sysdbg_ports.png" id="65" name="Picture"/>
                     <pic:cNvPicPr>
                       <a:picLocks noChangeArrowheads="1" noChangeAspect="1"/>
                     </pic:cNvPicPr>
                   </pic:nvPicPr>
                   <pic:blipFill>
-                    <a:blip r:embed="rId66"/>
+                    <a:blip r:embed="rId63"/>
                     <a:stretch>
                       <a:fillRect/>
                     </a:stretch>
@@ -16637,7 +16551,7 @@
         <w:jc w:val="left"/>
       </w:pPr>
       <w:r>
-        <w:t xml:space="preserve">Figure 4-5. Figure 7 – What one bus port can and cannot reach</w:t>
+        <w:t xml:space="preserve">Figure 4-4. Figure 6 – What one bus port can and cannot reach</w:t>
       </w:r>
     </w:p>
     <w:p>
@@ -18250,7 +18164,7 @@
         <w:t xml:space="preserve">open question 7.</w:t>
       </w:r>
     </w:p>
-    <w:bookmarkStart w:id="69" w:name="X7092fc48eb0570b633a596600940ca4a578e477"/>
+    <w:bookmarkStart w:id="66" w:name="X7092fc48eb0570b633a596600940ca4a578e477"/>
     <w:p>
       <w:pPr>
         <w:pStyle w:val="Heading3"/>
@@ -18669,9 +18583,9 @@
         <w:t xml:space="preserve">needs no halt; reading a register always does.</w:t>
       </w:r>
     </w:p>
-    <w:bookmarkEnd w:id="69"/>
-    <w:bookmarkEnd w:id="70"/>
-    <w:bookmarkStart w:id="74" w:name="host-software"/>
+    <w:bookmarkEnd w:id="66"/>
+    <w:bookmarkEnd w:id="67"/>
+    <w:bookmarkStart w:id="71" w:name="host-software"/>
     <w:p>
       <w:pPr>
         <w:pStyle w:val="Heading2"/>
@@ -18704,18 +18618,18 @@
           <wp:inline>
             <wp:extent cx="5120640" cy="3372403"/>
             <wp:effectExtent b="0" l="0" r="0" t="0"/>
-            <wp:docPr descr="Figure 8 – Host software stack" title="" id="72" name="Picture"/>
+            <wp:docPr descr="Figure 7 – Host software stack" title="" id="69" name="Picture"/>
             <a:graphic>
               <a:graphicData uri="http://schemas.openxmlformats.org/drawingml/2006/picture">
                 <pic:pic>
                   <pic:nvPicPr>
-                    <pic:cNvPr descr="../img/fig_host_stack.png" id="73" name="Picture"/>
+                    <pic:cNvPr descr="../img/fig_host_stack.png" id="70" name="Picture"/>
                     <pic:cNvPicPr>
                       <a:picLocks noChangeArrowheads="1" noChangeAspect="1"/>
                     </pic:cNvPicPr>
                   </pic:nvPicPr>
                   <pic:blipFill>
-                    <a:blip r:embed="rId71"/>
+                    <a:blip r:embed="rId68"/>
                     <a:stretch>
                       <a:fillRect/>
                     </a:stretch>
@@ -18748,7 +18662,7 @@
         <w:jc w:val="left"/>
       </w:pPr>
       <w:r>
-        <w:t xml:space="preserve">Figure 4-6. Figure 8 – Host software stack</w:t>
+        <w:t xml:space="preserve">Figure 4-5. Figure 7 – Host software stack</w:t>
       </w:r>
     </w:p>
     <w:p>
@@ -19331,8 +19245,8 @@
         <w:t xml:space="preserve">becomes observable from the host.</w:t>
       </w:r>
     </w:p>
-    <w:bookmarkEnd w:id="74"/>
-    <w:bookmarkStart w:id="75" w:name="verification-plan"/>
+    <w:bookmarkEnd w:id="71"/>
+    <w:bookmarkStart w:id="72" w:name="verification-plan"/>
     <w:p>
       <w:pPr>
         <w:pStyle w:val="Heading2"/>
@@ -20397,9 +20311,9 @@
         <w:t xml:space="preserve">it proves a piece; that step is the first that proves the block.</w:t>
       </w:r>
     </w:p>
-    <w:bookmarkEnd w:id="75"/>
-    <w:bookmarkEnd w:id="76"/>
-    <w:bookmarkStart w:id="79" w:name="integration-into-qsoc"/>
+    <w:bookmarkEnd w:id="72"/>
+    <w:bookmarkEnd w:id="73"/>
+    <w:bookmarkStart w:id="76" w:name="integration-into-qsoc"/>
     <w:p>
       <w:pPr>
         <w:pStyle w:val="Heading1"/>
@@ -20408,7 +20322,7 @@
         <w:t xml:space="preserve">5. Integration into QSOC</w:t>
       </w:r>
     </w:p>
-    <w:bookmarkStart w:id="77" w:name="interfaces-to-agree-with-the-team"/>
+    <w:bookmarkStart w:id="74" w:name="interfaces-to-agree-with-the-team"/>
     <w:p>
       <w:pPr>
         <w:pStyle w:val="Heading2"/>
@@ -21889,8 +21803,8 @@
         </w:tc>
       </w:tr>
     </w:tbl>
-    <w:bookmarkEnd w:id="77"/>
-    <w:bookmarkStart w:id="78" w:name="open-questions"/>
+    <w:bookmarkEnd w:id="74"/>
+    <w:bookmarkStart w:id="75" w:name="open-questions"/>
     <w:p>
       <w:pPr>
         <w:pStyle w:val="Heading2"/>
@@ -23930,9 +23844,9 @@
         <w:t xml:space="preserve">manufacturer ID, only bits 11:1 change and nothing else in this document moves.</w:t>
       </w:r>
     </w:p>
-    <w:bookmarkEnd w:id="78"/>
-    <w:bookmarkEnd w:id="79"/>
-    <w:bookmarkStart w:id="80" w:name="observations"/>
+    <w:bookmarkEnd w:id="75"/>
+    <w:bookmarkEnd w:id="76"/>
+    <w:bookmarkStart w:id="77" w:name="observations"/>
     <w:p>
       <w:pPr>
         <w:pStyle w:val="Heading1"/>
@@ -24240,8 +24154,8 @@
         <w:t xml:space="preserve">else’s RTL closely enough to know exactly where it stops.</w:t>
       </w:r>
     </w:p>
-    <w:bookmarkEnd w:id="80"/>
-    <w:bookmarkStart w:id="81" w:name="appendix-a.-acronyms"/>
+    <w:bookmarkEnd w:id="77"/>
+    <w:bookmarkStart w:id="78" w:name="appendix-a.-acronyms"/>
     <w:p>
       <w:pPr>
         <w:pStyle w:val="Heading1"/>
@@ -24693,8 +24607,8 @@
         </w:tc>
       </w:tr>
     </w:tbl>
-    <w:bookmarkEnd w:id="81"/>
-    <w:bookmarkStart w:id="82" w:name="appendix-b.-first-review"/>
+    <w:bookmarkEnd w:id="78"/>
+    <w:bookmarkStart w:id="79" w:name="appendix-b.-first-review"/>
     <w:p>
       <w:pPr>
         <w:pStyle w:val="Heading1"/>
@@ -24814,8 +24728,8 @@
         </w:tc>
       </w:tr>
     </w:tbl>
-    <w:bookmarkEnd w:id="82"/>
-    <w:bookmarkStart w:id="84" w:name="appendix-c.-references"/>
+    <w:bookmarkEnd w:id="79"/>
+    <w:bookmarkStart w:id="81" w:name="appendix-c.-references"/>
     <w:p>
       <w:pPr>
         <w:pStyle w:val="Heading1"/>
@@ -25164,7 +25078,7 @@
       <w:r>
         <w:t xml:space="preserve"> </w:t>
       </w:r>
-      <w:hyperlink r:id="rId83">
+      <w:hyperlink r:id="rId80">
         <w:r>
           <w:rPr>
             <w:rStyle w:val="Hyperlink"/>
@@ -25269,7 +25183,7 @@
         <w:t xml:space="preserve">– the companion specification for the author’s second block</w:t>
       </w:r>
     </w:p>
-    <w:bookmarkEnd w:id="84"/>
+    <w:bookmarkEnd w:id="81"/>
     <w:sectPr>
       <w:headerReference r:id="rId11" w:type="default"/>
       <w:footerReference r:id="rId12" w:type="even"/>

--- a/doc/QNSC_SYSDBG_MAS.docx
+++ b/doc/QNSC_SYSDBG_MAS.docx
@@ -63,6 +63,176 @@
             <w:outlineLvl w:val="0"/>
           </w:pPr>
           <w:r>
+            <w:t xml:space="preserve">Table of Tables</w:t>
+          </w:r>
+        </w:p>
+        <w:p>
+          <w:pPr>
+            <w:pStyle w:val="TOC1"/>
+            <w:ind w:left="180"/>
+            <w:jc w:val="left"/>
+          </w:pPr>
+          <w:r>
+            <w:t xml:space="preserve">Table 1-1. Sourcing decision</w:t>
+          </w:r>
+        </w:p>
+        <w:p>
+          <w:pPr>
+            <w:pStyle w:val="TOC1"/>
+            <w:ind w:left="180"/>
+            <w:jc w:val="left"/>
+          </w:pPr>
+          <w:r>
+            <w:t xml:space="preserve">Table 4-1. SYSDBG sub-blocks</w:t>
+          </w:r>
+        </w:p>
+        <w:p>
+          <w:pPr>
+            <w:pStyle w:val="TOC1"/>
+            <w:ind w:left="180"/>
+            <w:jc w:val="left"/>
+          </w:pPr>
+          <w:r>
+            <w:t xml:space="preserve">Table 4-2. SYSDBG clock and reset domains</w:t>
+          </w:r>
+        </w:p>
+        <w:p>
+          <w:pPr>
+            <w:pStyle w:val="TOC1"/>
+            <w:ind w:left="180"/>
+            <w:jc w:val="left"/>
+          </w:pPr>
+          <w:r>
+            <w:t xml:space="preserve">Table 4-3. SYSDBG port list</w:t>
+          </w:r>
+        </w:p>
+        <w:p>
+          <w:pPr>
+            <w:pStyle w:val="TOC1"/>
+            <w:ind w:left="180"/>
+            <w:jc w:val="left"/>
+          </w:pPr>
+          <w:r>
+            <w:t xml:space="preserve">Table 4-4. SYSDBG parameters</w:t>
+          </w:r>
+        </w:p>
+        <w:p>
+          <w:pPr>
+            <w:pStyle w:val="TOC1"/>
+            <w:ind w:left="180"/>
+            <w:jc w:val="left"/>
+          </w:pPr>
+          <w:r>
+            <w:t xml:space="preserve">Table 4-5. JTAG instruction registers</w:t>
+          </w:r>
+        </w:p>
+        <w:p>
+          <w:pPr>
+            <w:pStyle w:val="TOC1"/>
+            <w:ind w:left="180"/>
+            <w:jc w:val="left"/>
+          </w:pPr>
+          <w:r>
+            <w:t xml:space="preserve">Table 4-6. ACCESS data register fields</w:t>
+          </w:r>
+        </w:p>
+        <w:p>
+          <w:pPr>
+            <w:pStyle w:val="TOC1"/>
+            <w:ind w:left="180"/>
+            <w:jc w:val="left"/>
+          </w:pPr>
+          <w:r>
+            <w:t xml:space="preserve">Table 4-7. SYSDBG register map</w:t>
+          </w:r>
+        </w:p>
+        <w:p>
+          <w:pPr>
+            <w:pStyle w:val="TOC1"/>
+            <w:ind w:left="180"/>
+            <w:jc w:val="left"/>
+          </w:pPr>
+          <w:r>
+            <w:t xml:space="preserve">Table 4-8. Command FSM states</w:t>
+          </w:r>
+        </w:p>
+        <w:p>
+          <w:pPr>
+            <w:pStyle w:val="TOC1"/>
+            <w:ind w:left="180"/>
+            <w:jc w:val="left"/>
+          </w:pPr>
+          <w:r>
+            <w:t xml:space="preserve">Table 4-9. Core debug CSRs and parameters required from the CPU</w:t>
+          </w:r>
+        </w:p>
+        <w:p>
+          <w:pPr>
+            <w:pStyle w:val="TOC1"/>
+            <w:ind w:left="180"/>
+            <w:jc w:val="left"/>
+          </w:pPr>
+          <w:r>
+            <w:t xml:space="preserve">Table 4-10. Debug memory window, and the CPU parameters derived from it</w:t>
+          </w:r>
+        </w:p>
+        <w:p>
+          <w:pPr>
+            <w:pStyle w:val="TOC1"/>
+            <w:ind w:left="180"/>
+            <w:jc w:val="left"/>
+          </w:pPr>
+          <w:r>
+            <w:t xml:space="preserve">Table 4-11. What each part of the block delivers</w:t>
+          </w:r>
+        </w:p>
+        <w:p>
+          <w:pPr>
+            <w:pStyle w:val="TOC1"/>
+            <w:ind w:left="180"/>
+            <w:jc w:val="left"/>
+          </w:pPr>
+          <w:r>
+            <w:t xml:space="preserve">Table 4-12. Host software deliverables</w:t>
+          </w:r>
+        </w:p>
+        <w:p>
+          <w:pPr>
+            <w:pStyle w:val="TOC1"/>
+            <w:ind w:left="180"/>
+            <w:jc w:val="left"/>
+          </w:pPr>
+          <w:r>
+            <w:t xml:space="preserve">Table 4-13. SYSDBG verification plan</w:t>
+          </w:r>
+        </w:p>
+        <w:p>
+          <w:pPr>
+            <w:pStyle w:val="TOC1"/>
+            <w:ind w:left="180"/>
+            <w:jc w:val="left"/>
+          </w:pPr>
+          <w:r>
+            <w:t xml:space="preserve">Table 5-1. Interfaces to agree with the team</w:t>
+          </w:r>
+        </w:p>
+        <w:p>
+          <w:pPr>
+            <w:pStyle w:val="TOC1"/>
+            <w:ind w:left="180"/>
+            <w:jc w:val="left"/>
+          </w:pPr>
+          <w:r>
+            <w:t xml:space="preserve">Table A-1. Acronyms</w:t>
+          </w:r>
+        </w:p>
+        <w:p>
+          <w:pPr>
+            <w:pStyle w:val="Heading1"/>
+            <w:jc w:val="left"/>
+            <w:outlineLvl w:val="0"/>
+          </w:pPr>
+          <w:r>
             <w:t xml:space="preserve">Table of Figures</w:t>
           </w:r>
         </w:p>
@@ -73,7 +243,7 @@
             <w:jc w:val="left"/>
           </w:pPr>
           <w:r>
-            <w:t xml:space="preserve">Figure 1-1. Figure 1 – Where the debugger sits in QSOC</w:t>
+            <w:t xml:space="preserve">Figure 1-1. Where the debugger sits in QSOC</w:t>
           </w:r>
         </w:p>
         <w:p>
@@ -83,7 +253,7 @@
             <w:jc w:val="left"/>
           </w:pPr>
           <w:r>
-            <w:t xml:space="preserve">Figure 3-1. Figure 2 – Internal structure, the two clock domains, and the crossing between them</w:t>
+            <w:t xml:space="preserve">Figure 3-1. Internal structure, the two clock domains, and the crossing between them</w:t>
           </w:r>
         </w:p>
         <w:p>
@@ -93,7 +263,7 @@
             <w:jc w:val="left"/>
           </w:pPr>
           <w:r>
-            <w:t xml:space="preserve">Figure 4-1. Figure 3 – The ACCESS register, bit by bit</w:t>
+            <w:t xml:space="preserve">Figure 4-1. The ACCESS register, bit by bit</w:t>
           </w:r>
         </w:p>
         <w:p>
@@ -103,7 +273,7 @@
             <w:jc w:val="left"/>
           </w:pPr>
           <w:r>
-            <w:t xml:space="preserve">Figure 4-2. Figure 4 – Command FSM</w:t>
+            <w:t xml:space="preserve">Figure 4-2. Command FSM</w:t>
           </w:r>
         </w:p>
         <w:p>
@@ -113,7 +283,7 @@
             <w:jc w:val="left"/>
           </w:pPr>
           <w:r>
-            <w:t xml:space="preserve">Figure 4-3. Figure 5 – Halting the CPU, end to end</w:t>
+            <w:t xml:space="preserve">Figure 4-3. Halting the CPU, end to end</w:t>
           </w:r>
         </w:p>
         <w:p>
@@ -123,7 +293,7 @@
             <w:jc w:val="left"/>
           </w:pPr>
           <w:r>
-            <w:t xml:space="preserve">Figure 4-4. Figure 6 – What one bus port can and cannot reach</w:t>
+            <w:t xml:space="preserve">Figure 4-4. What one bus port can and cannot reach</w:t>
           </w:r>
         </w:p>
         <w:p>
@@ -133,7 +303,7 @@
             <w:jc w:val="left"/>
           </w:pPr>
           <w:r>
-            <w:t xml:space="preserve">Figure 4-5. Figure 7 – Host software stack</w:t>
+            <w:t xml:space="preserve">Figure 4-5. Host software stack</w:t>
           </w:r>
         </w:p>
       </w:sdtContent>
@@ -395,7 +565,7 @@
               <w:t xml:space="preserve"> </w:t>
             </w:r>
             <w:r>
-              <w:t xml:space="preserve">for it and none to this block in either stage. Table 11 gains the debug memory window and the four</w:t>
+              <w:t xml:space="preserve">for it and none to this block in either stage. the window table in 4.11 gains the debug memory window and the four</w:t>
             </w:r>
             <w:r>
               <w:t xml:space="preserve"> </w:t>
@@ -410,7 +580,7 @@
               <w:t xml:space="preserve"> </w:t>
             </w:r>
             <w:r>
-              <w:t xml:space="preserve">values derived from it; Table 12 restated so the two stages differ in software and memory contents, not in ports. All four</w:t>
+              <w:t xml:space="preserve">values derived from it; the capability table in 4.12 restated so the two stages differ in software and memory contents, not in ports. All four</w:t>
             </w:r>
             <w:r>
               <w:t xml:space="preserve"> </w:t>
@@ -520,7 +690,7 @@
               <w:t xml:space="preserve"> </w:t>
             </w:r>
             <w:r>
-              <w:t xml:space="preserve">values follow (Table 11), which also now reserves a 256 B debug data scratch for Stage 2.</w:t>
+              <w:t xml:space="preserve">values follow (the window table in 4.11), which also now reserves a 256 B debug data scratch for Stage 2.</w:t>
             </w:r>
             <w:r>
               <w:t xml:space="preserve"> </w:t>
@@ -569,7 +739,7 @@
               <w:t xml:space="preserve">ibex_cs_registers.sv</w:t>
             </w:r>
             <w:r>
-              <w:t xml:space="preserve">, and Ibex forces its instruction cache off in Debug Mode. Table of Tables rebuilt – the V1.1 list was misnumbered from Table 11 onward.</w:t>
+              <w:t xml:space="preserve">, and Ibex forces its instruction cache off in Debug Mode. Table of Tables rebuilt – the V1.1 list was misnumbered from the window table in 4.11 onward.</w:t>
             </w:r>
           </w:p>
         </w:tc>
@@ -1440,7 +1610,7 @@
               <w:t xml:space="preserve">exist</w:t>
             </w:r>
             <w:r>
-              <w:t xml:space="preserve">, which is what lets a sequence read a register without destroying it. Table 11 now fixes one window layout for both stages.</w:t>
+              <w:t xml:space="preserve">, which is what lets a sequence read a register without destroying it. the window table in 4.11 now fixes one window layout for both stages.</w:t>
             </w:r>
             <w:r>
               <w:t xml:space="preserve"> </w:t>
@@ -1572,7 +1742,7 @@
               <w:t xml:space="preserve">Staged scope</w:t>
             </w:r>
             <w:r>
-              <w:t xml:space="preserve">, and Table 12 lists capability against</w:t>
+              <w:t xml:space="preserve">, and the capability table in 4.12 lists capability against</w:t>
             </w:r>
             <w:r>
               <w:t xml:space="preserve"> </w:t>
@@ -2850,14 +3020,161 @@
         </w:tc>
       </w:tr>
     </w:tbl>
+    <w:p>
+      <w:r>
+        <w:pict>
+          <v:rect style="width:0;height:1.5pt" o:hralign="center" o:hrstd="t" o:hr="t"/>
+        </w:pict>
+      </w:r>
+    </w:p>
     <w:bookmarkEnd w:id="25"/>
-    <w:bookmarkStart w:id="26" w:name="table-of-tables"/>
+    <w:bookmarkStart w:id="32" w:name="overview"/>
     <w:p>
       <w:pPr>
         <w:pStyle w:val="Heading1"/>
       </w:pPr>
       <w:r>
-        <w:t xml:space="preserve">Table of Tables</w:t>
+        <w:t xml:space="preserve">1. Overview</w:t>
+      </w:r>
+    </w:p>
+    <w:bookmarkStart w:id="27" w:name="scope"/>
+    <w:p>
+      <w:pPr>
+        <w:pStyle w:val="Heading2"/>
+      </w:pPr>
+      <w:r>
+        <w:t xml:space="preserve">1.1 Scope</w:t>
+      </w:r>
+    </w:p>
+    <w:p>
+      <w:pPr>
+        <w:pStyle w:val="FirstParagraph"/>
+      </w:pPr>
+      <w:r>
+        <w:t xml:space="preserve">This document specifies</w:t>
+      </w:r>
+      <w:r>
+        <w:t xml:space="preserve"> </w:t>
+      </w:r>
+      <w:r>
+        <w:rPr>
+          <w:rStyle w:val="VerbatimChar"/>
+          <w:b/>
+          <w:bCs/>
+        </w:rPr>
+        <w:t xml:space="preserve">SYSDBG</w:t>
+      </w:r>
+      <w:r>
+        <w:t xml:space="preserve">, the debugger of</w:t>
+      </w:r>
+      <w:r>
+        <w:t xml:space="preserve"> </w:t>
+      </w:r>
+      <w:r>
+        <w:rPr>
+          <w:b/>
+          <w:bCs/>
+        </w:rPr>
+        <w:t xml:space="preserve">QSOC</w:t>
+      </w:r>
+      <w:r>
+        <w:t xml:space="preserve">, the MCU built in</w:t>
+      </w:r>
+      <w:r>
+        <w:t xml:space="preserve"> </w:t>
+      </w:r>
+      <w:r>
+        <w:t xml:space="preserve">this training project. In the QSOC block diagram it is a master on</w:t>
+      </w:r>
+      <w:r>
+        <w:t xml:space="preserve"> </w:t>
+      </w:r>
+      <w:r>
+        <w:rPr>
+          <w:rStyle w:val="VerbatimChar"/>
+        </w:rPr>
+        <w:t xml:space="preserve">AXI_S0</w:t>
+      </w:r>
+      <w:r>
+        <w:t xml:space="preserve">.</w:t>
+      </w:r>
+    </w:p>
+    <w:p>
+      <w:pPr>
+        <w:pStyle w:val="BodyText"/>
+      </w:pPr>
+      <w:r>
+        <w:t xml:space="preserve">The RAM is the author’s second block and is specified separately in</w:t>
+      </w:r>
+      <w:r>
+        <w:t xml:space="preserve"> </w:t>
+      </w:r>
+      <w:r>
+        <w:rPr>
+          <w:rStyle w:val="VerbatimChar"/>
+        </w:rPr>
+        <w:t xml:space="preserve">QNSC_RAM_MAS</w:t>
+      </w:r>
+      <w:r>
+        <w:t xml:space="preserve">. The two are described apart because they are different kinds of</w:t>
+      </w:r>
+      <w:r>
+        <w:t xml:space="preserve"> </w:t>
+      </w:r>
+      <w:r>
+        <w:t xml:space="preserve">work, and the difference is the point of this document: the RAM is an</w:t>
+      </w:r>
+      <w:r>
+        <w:t xml:space="preserve"> </w:t>
+      </w:r>
+      <w:r>
+        <w:rPr>
+          <w:b/>
+          <w:bCs/>
+        </w:rPr>
+        <w:t xml:space="preserve">integration</w:t>
+      </w:r>
+      <w:r>
+        <w:t xml:space="preserve"> </w:t>
+      </w:r>
+      <w:r>
+        <w:t xml:space="preserve">of an existing IP, while</w:t>
+      </w:r>
+      <w:r>
+        <w:t xml:space="preserve"> </w:t>
+      </w:r>
+      <w:r>
+        <w:rPr>
+          <w:rStyle w:val="VerbatimChar"/>
+        </w:rPr>
+        <w:t xml:space="preserve">SYSDBG</w:t>
+      </w:r>
+      <w:r>
+        <w:t xml:space="preserve"> </w:t>
+      </w:r>
+      <w:r>
+        <w:t xml:space="preserve">is</w:t>
+      </w:r>
+      <w:r>
+        <w:t xml:space="preserve"> </w:t>
+      </w:r>
+      <w:r>
+        <w:rPr>
+          <w:b/>
+          <w:bCs/>
+        </w:rPr>
+        <w:t xml:space="preserve">designed in house</w:t>
+      </w:r>
+      <w:r>
+        <w:t xml:space="preserve">.</w:t>
+      </w:r>
+    </w:p>
+    <w:p>
+      <w:pPr>
+        <w:pStyle w:val="Tablecaption0"/>
+      </w:pPr>
+      <w:r>
+        <w:t xml:space="preserve">Table 1-1. Sourcing decision</w:t>
       </w:r>
     </w:p>
     <w:tbl>
@@ -2866,857 +3183,7 @@
         <w:tblW w:type="pct" w:w="5000"/>
         <w:tblLayout w:type="fixed"/>
         <w:tblLook w:firstRow="1" w:lastRow="0" w:firstColumn="0" w:lastColumn="0" w:noHBand="0" w:noVBand="0" w:val="0020"/>
-      </w:tblPr>
-      <w:tblGrid>
-        <w:gridCol w:w="3960"/>
-        <w:gridCol w:w="3960"/>
-      </w:tblGrid>
-      <w:tr>
-        <w:trPr>
-          <w:tblHeader w:val="on"/>
-        </w:trPr>
-        <w:tc>
-          <w:tcPr/>
-          <w:p>
-            <w:pPr>
-              <w:pStyle w:val="Compact"/>
-              <w:jc w:val="left"/>
-            </w:pPr>
-            <w:r>
-              <w:t xml:space="preserve">Table</w:t>
-            </w:r>
-          </w:p>
-        </w:tc>
-        <w:tc>
-          <w:tcPr/>
-          <w:p>
-            <w:pPr>
-              <w:pStyle w:val="Compact"/>
-              <w:jc w:val="left"/>
-            </w:pPr>
-            <w:r>
-              <w:t xml:space="preserve">Title</w:t>
-            </w:r>
-          </w:p>
-        </w:tc>
-      </w:tr>
-      <w:tr>
-        <w:tc>
-          <w:tcPr/>
-          <w:p>
-            <w:pPr>
-              <w:pStyle w:val="Compact"/>
-              <w:jc w:val="left"/>
-            </w:pPr>
-            <w:r>
-              <w:t xml:space="preserve">Table 1</w:t>
-            </w:r>
-          </w:p>
-        </w:tc>
-        <w:tc>
-          <w:tcPr/>
-          <w:p>
-            <w:pPr>
-              <w:pStyle w:val="Compact"/>
-              <w:jc w:val="left"/>
-            </w:pPr>
-            <w:r>
-              <w:t xml:space="preserve">Sourcing decision</w:t>
-            </w:r>
-          </w:p>
-        </w:tc>
-      </w:tr>
-      <w:tr>
-        <w:tc>
-          <w:tcPr/>
-          <w:p>
-            <w:pPr>
-              <w:pStyle w:val="Compact"/>
-              <w:jc w:val="left"/>
-            </w:pPr>
-            <w:r>
-              <w:t xml:space="preserve">Table 2</w:t>
-            </w:r>
-          </w:p>
-        </w:tc>
-        <w:tc>
-          <w:tcPr/>
-          <w:p>
-            <w:pPr>
-              <w:pStyle w:val="Compact"/>
-              <w:jc w:val="left"/>
-            </w:pPr>
-            <w:r>
-              <w:t xml:space="preserve">SYSDBG sub-blocks</w:t>
-            </w:r>
-          </w:p>
-        </w:tc>
-      </w:tr>
-      <w:tr>
-        <w:tc>
-          <w:tcPr/>
-          <w:p>
-            <w:pPr>
-              <w:pStyle w:val="Compact"/>
-              <w:jc w:val="left"/>
-            </w:pPr>
-            <w:r>
-              <w:t xml:space="preserve">Table 3</w:t>
-            </w:r>
-          </w:p>
-        </w:tc>
-        <w:tc>
-          <w:tcPr/>
-          <w:p>
-            <w:pPr>
-              <w:pStyle w:val="Compact"/>
-              <w:jc w:val="left"/>
-            </w:pPr>
-            <w:r>
-              <w:t xml:space="preserve">SYSDBG clock and reset domains</w:t>
-            </w:r>
-          </w:p>
-        </w:tc>
-      </w:tr>
-      <w:tr>
-        <w:tc>
-          <w:tcPr/>
-          <w:p>
-            <w:pPr>
-              <w:pStyle w:val="Compact"/>
-              <w:jc w:val="left"/>
-            </w:pPr>
-            <w:r>
-              <w:t xml:space="preserve">Table 4</w:t>
-            </w:r>
-          </w:p>
-        </w:tc>
-        <w:tc>
-          <w:tcPr/>
-          <w:p>
-            <w:pPr>
-              <w:pStyle w:val="Compact"/>
-              <w:jc w:val="left"/>
-            </w:pPr>
-            <w:r>
-              <w:t xml:space="preserve">SYSDBG port list</w:t>
-            </w:r>
-          </w:p>
-        </w:tc>
-      </w:tr>
-      <w:tr>
-        <w:tc>
-          <w:tcPr/>
-          <w:p>
-            <w:pPr>
-              <w:pStyle w:val="Compact"/>
-              <w:jc w:val="left"/>
-            </w:pPr>
-            <w:r>
-              <w:t xml:space="preserve">Table 5</w:t>
-            </w:r>
-          </w:p>
-        </w:tc>
-        <w:tc>
-          <w:tcPr/>
-          <w:p>
-            <w:pPr>
-              <w:pStyle w:val="Compact"/>
-              <w:jc w:val="left"/>
-            </w:pPr>
-            <w:r>
-              <w:t xml:space="preserve">SYSDBG parameters</w:t>
-            </w:r>
-          </w:p>
-        </w:tc>
-      </w:tr>
-      <w:tr>
-        <w:tc>
-          <w:tcPr/>
-          <w:p>
-            <w:pPr>
-              <w:pStyle w:val="Compact"/>
-              <w:jc w:val="left"/>
-            </w:pPr>
-            <w:r>
-              <w:t xml:space="preserve">Table 6</w:t>
-            </w:r>
-          </w:p>
-        </w:tc>
-        <w:tc>
-          <w:tcPr/>
-          <w:p>
-            <w:pPr>
-              <w:pStyle w:val="Compact"/>
-              <w:jc w:val="left"/>
-            </w:pPr>
-            <w:r>
-              <w:t xml:space="preserve">JTAG instruction registers</w:t>
-            </w:r>
-          </w:p>
-        </w:tc>
-      </w:tr>
-      <w:tr>
-        <w:tc>
-          <w:tcPr/>
-          <w:p>
-            <w:pPr>
-              <w:pStyle w:val="Compact"/>
-              <w:jc w:val="left"/>
-            </w:pPr>
-            <w:r>
-              <w:t xml:space="preserve">Table 7</w:t>
-            </w:r>
-          </w:p>
-        </w:tc>
-        <w:tc>
-          <w:tcPr/>
-          <w:p>
-            <w:pPr>
-              <w:pStyle w:val="Compact"/>
-              <w:jc w:val="left"/>
-            </w:pPr>
-            <w:r>
-              <w:t xml:space="preserve">ACCESS data register fields</w:t>
-            </w:r>
-          </w:p>
-        </w:tc>
-      </w:tr>
-      <w:tr>
-        <w:tc>
-          <w:tcPr/>
-          <w:p>
-            <w:pPr>
-              <w:pStyle w:val="Compact"/>
-              <w:jc w:val="left"/>
-            </w:pPr>
-            <w:r>
-              <w:t xml:space="preserve">Table 8</w:t>
-            </w:r>
-          </w:p>
-        </w:tc>
-        <w:tc>
-          <w:tcPr/>
-          <w:p>
-            <w:pPr>
-              <w:pStyle w:val="Compact"/>
-              <w:jc w:val="left"/>
-            </w:pPr>
-            <w:r>
-              <w:t xml:space="preserve">SYSDBG register map</w:t>
-            </w:r>
-          </w:p>
-        </w:tc>
-      </w:tr>
-      <w:tr>
-        <w:tc>
-          <w:tcPr/>
-          <w:p>
-            <w:pPr>
-              <w:pStyle w:val="Compact"/>
-              <w:jc w:val="left"/>
-            </w:pPr>
-            <w:r>
-              <w:t xml:space="preserve">Table 9</w:t>
-            </w:r>
-          </w:p>
-        </w:tc>
-        <w:tc>
-          <w:tcPr/>
-          <w:p>
-            <w:pPr>
-              <w:pStyle w:val="Compact"/>
-              <w:jc w:val="left"/>
-            </w:pPr>
-            <w:r>
-              <w:t xml:space="preserve">Command FSM states</w:t>
-            </w:r>
-          </w:p>
-        </w:tc>
-      </w:tr>
-      <w:tr>
-        <w:tc>
-          <w:tcPr/>
-          <w:p>
-            <w:pPr>
-              <w:pStyle w:val="Compact"/>
-              <w:jc w:val="left"/>
-            </w:pPr>
-            <w:r>
-              <w:t xml:space="preserve">Table 10</w:t>
-            </w:r>
-          </w:p>
-        </w:tc>
-        <w:tc>
-          <w:tcPr/>
-          <w:p>
-            <w:pPr>
-              <w:pStyle w:val="Compact"/>
-              <w:jc w:val="left"/>
-            </w:pPr>
-            <w:r>
-              <w:t xml:space="preserve">Core debug CSRs and parameters required from the CPU</w:t>
-            </w:r>
-          </w:p>
-        </w:tc>
-      </w:tr>
-      <w:tr>
-        <w:tc>
-          <w:tcPr/>
-          <w:p>
-            <w:pPr>
-              <w:pStyle w:val="Compact"/>
-              <w:jc w:val="left"/>
-            </w:pPr>
-            <w:r>
-              <w:t xml:space="preserve">Table 11</w:t>
-            </w:r>
-          </w:p>
-        </w:tc>
-        <w:tc>
-          <w:tcPr/>
-          <w:p>
-            <w:pPr>
-              <w:pStyle w:val="Compact"/>
-              <w:jc w:val="left"/>
-            </w:pPr>
-            <w:r>
-              <w:t xml:space="preserve">Debug memory window, and the CPU parameters derived from it</w:t>
-            </w:r>
-          </w:p>
-        </w:tc>
-      </w:tr>
-      <w:tr>
-        <w:tc>
-          <w:tcPr/>
-          <w:p>
-            <w:pPr>
-              <w:pStyle w:val="Compact"/>
-              <w:jc w:val="left"/>
-            </w:pPr>
-            <w:r>
-              <w:t xml:space="preserve">Table 12</w:t>
-            </w:r>
-          </w:p>
-        </w:tc>
-        <w:tc>
-          <w:tcPr/>
-          <w:p>
-            <w:pPr>
-              <w:pStyle w:val="Compact"/>
-              <w:jc w:val="left"/>
-            </w:pPr>
-            <w:r>
-              <w:t xml:space="preserve">What each part of the block delivers</w:t>
-            </w:r>
-          </w:p>
-        </w:tc>
-      </w:tr>
-      <w:tr>
-        <w:tc>
-          <w:tcPr/>
-          <w:p>
-            <w:pPr>
-              <w:pStyle w:val="Compact"/>
-              <w:jc w:val="left"/>
-            </w:pPr>
-            <w:r>
-              <w:t xml:space="preserve">Table 13</w:t>
-            </w:r>
-          </w:p>
-        </w:tc>
-        <w:tc>
-          <w:tcPr/>
-          <w:p>
-            <w:pPr>
-              <w:pStyle w:val="Compact"/>
-              <w:jc w:val="left"/>
-            </w:pPr>
-            <w:r>
-              <w:t xml:space="preserve">Host software deliverables</w:t>
-            </w:r>
-          </w:p>
-        </w:tc>
-      </w:tr>
-      <w:tr>
-        <w:tc>
-          <w:tcPr/>
-          <w:p>
-            <w:pPr>
-              <w:pStyle w:val="Compact"/>
-              <w:jc w:val="left"/>
-            </w:pPr>
-            <w:r>
-              <w:t xml:space="preserve">Table 14</w:t>
-            </w:r>
-          </w:p>
-        </w:tc>
-        <w:tc>
-          <w:tcPr/>
-          <w:p>
-            <w:pPr>
-              <w:pStyle w:val="Compact"/>
-              <w:jc w:val="left"/>
-            </w:pPr>
-            <w:r>
-              <w:t xml:space="preserve">SYSDBG verification plan</w:t>
-            </w:r>
-          </w:p>
-        </w:tc>
-      </w:tr>
-      <w:tr>
-        <w:tc>
-          <w:tcPr/>
-          <w:p>
-            <w:pPr>
-              <w:pStyle w:val="Compact"/>
-              <w:jc w:val="left"/>
-            </w:pPr>
-            <w:r>
-              <w:t xml:space="preserve">Table 15</w:t>
-            </w:r>
-          </w:p>
-        </w:tc>
-        <w:tc>
-          <w:tcPr/>
-          <w:p>
-            <w:pPr>
-              <w:pStyle w:val="Compact"/>
-              <w:jc w:val="left"/>
-            </w:pPr>
-            <w:r>
-              <w:t xml:space="preserve">Interfaces to agree with the team</w:t>
-            </w:r>
-          </w:p>
-        </w:tc>
-      </w:tr>
-      <w:tr>
-        <w:tc>
-          <w:tcPr/>
-          <w:p>
-            <w:pPr>
-              <w:pStyle w:val="Compact"/>
-              <w:jc w:val="left"/>
-            </w:pPr>
-            <w:r>
-              <w:t xml:space="preserve">Table 16</w:t>
-            </w:r>
-          </w:p>
-        </w:tc>
-        <w:tc>
-          <w:tcPr/>
-          <w:p>
-            <w:pPr>
-              <w:pStyle w:val="Compact"/>
-              <w:jc w:val="left"/>
-            </w:pPr>
-            <w:r>
-              <w:t xml:space="preserve">Acronyms</w:t>
-            </w:r>
-          </w:p>
-        </w:tc>
-      </w:tr>
-    </w:tbl>
-    <w:bookmarkEnd w:id="26"/>
-    <w:bookmarkStart w:id="27" w:name="table-of-figures"/>
-    <w:p>
-      <w:pPr>
-        <w:pStyle w:val="Heading1"/>
-      </w:pPr>
-      <w:r>
-        <w:t xml:space="preserve">Table of Figures</w:t>
-      </w:r>
-    </w:p>
-    <w:tbl>
-      <w:tblPr>
-        <w:tblStyle w:val="TableGrid"/>
-        <w:tblW w:type="pct" w:w="5000"/>
-        <w:tblLayout w:type="fixed"/>
-        <w:tblLook w:firstRow="1" w:lastRow="0" w:firstColumn="0" w:lastColumn="0" w:noHBand="0" w:noVBand="0" w:val="0020"/>
-      </w:tblPr>
-      <w:tblGrid>
-        <w:gridCol w:w="4224"/>
-        <w:gridCol w:w="3696"/>
-      </w:tblGrid>
-      <w:tr>
-        <w:trPr>
-          <w:tblHeader w:val="on"/>
-        </w:trPr>
-        <w:tc>
-          <w:tcPr/>
-          <w:p>
-            <w:pPr>
-              <w:pStyle w:val="Compact"/>
-              <w:jc w:val="left"/>
-            </w:pPr>
-            <w:r>
-              <w:t xml:space="preserve">Figure</w:t>
-            </w:r>
-          </w:p>
-        </w:tc>
-        <w:tc>
-          <w:tcPr/>
-          <w:p>
-            <w:pPr>
-              <w:pStyle w:val="Compact"/>
-              <w:jc w:val="left"/>
-            </w:pPr>
-            <w:r>
-              <w:t xml:space="preserve">Title</w:t>
-            </w:r>
-          </w:p>
-        </w:tc>
-      </w:tr>
-      <w:tr>
-        <w:tc>
-          <w:tcPr/>
-          <w:p>
-            <w:pPr>
-              <w:pStyle w:val="Compact"/>
-              <w:jc w:val="left"/>
-            </w:pPr>
-            <w:r>
-              <w:t xml:space="preserve">Figure 1</w:t>
-            </w:r>
-          </w:p>
-        </w:tc>
-        <w:tc>
-          <w:tcPr/>
-          <w:p>
-            <w:pPr>
-              <w:pStyle w:val="Compact"/>
-              <w:jc w:val="left"/>
-            </w:pPr>
-            <w:r>
-              <w:t xml:space="preserve">Where the debugger sits in QSOC</w:t>
-            </w:r>
-          </w:p>
-        </w:tc>
-      </w:tr>
-      <w:tr>
-        <w:tc>
-          <w:tcPr/>
-          <w:p>
-            <w:pPr>
-              <w:pStyle w:val="Compact"/>
-              <w:jc w:val="left"/>
-            </w:pPr>
-            <w:r>
-              <w:t xml:space="preserve">Figure 2</w:t>
-            </w:r>
-          </w:p>
-        </w:tc>
-        <w:tc>
-          <w:tcPr/>
-          <w:p>
-            <w:pPr>
-              <w:pStyle w:val="Compact"/>
-              <w:jc w:val="left"/>
-            </w:pPr>
-            <w:r>
-              <w:t xml:space="preserve">Internal structure, the two clock domains, and the crossing</w:t>
-            </w:r>
-          </w:p>
-        </w:tc>
-      </w:tr>
-      <w:tr>
-        <w:tc>
-          <w:tcPr/>
-          <w:p>
-            <w:pPr>
-              <w:pStyle w:val="Compact"/>
-              <w:jc w:val="left"/>
-            </w:pPr>
-            <w:r>
-              <w:t xml:space="preserve">Figure 3</w:t>
-            </w:r>
-          </w:p>
-        </w:tc>
-        <w:tc>
-          <w:tcPr/>
-          <w:p>
-            <w:pPr>
-              <w:pStyle w:val="Compact"/>
-              <w:jc w:val="left"/>
-            </w:pPr>
-            <w:r>
-              <w:t xml:space="preserve">The ACCESS register, bit by bit</w:t>
-            </w:r>
-          </w:p>
-        </w:tc>
-      </w:tr>
-      <w:tr>
-        <w:tc>
-          <w:tcPr/>
-          <w:p>
-            <w:pPr>
-              <w:pStyle w:val="Compact"/>
-              <w:jc w:val="left"/>
-            </w:pPr>
-            <w:r>
-              <w:t xml:space="preserve">Figure 4</w:t>
-            </w:r>
-          </w:p>
-        </w:tc>
-        <w:tc>
-          <w:tcPr/>
-          <w:p>
-            <w:pPr>
-              <w:pStyle w:val="Compact"/>
-              <w:jc w:val="left"/>
-            </w:pPr>
-            <w:r>
-              <w:t xml:space="preserve">Command FSM</w:t>
-            </w:r>
-          </w:p>
-        </w:tc>
-      </w:tr>
-      <w:tr>
-        <w:tc>
-          <w:tcPr/>
-          <w:p>
-            <w:pPr>
-              <w:pStyle w:val="Compact"/>
-              <w:jc w:val="left"/>
-            </w:pPr>
-            <w:r>
-              <w:t xml:space="preserve">Figure 5</w:t>
-            </w:r>
-          </w:p>
-        </w:tc>
-        <w:tc>
-          <w:tcPr/>
-          <w:p>
-            <w:pPr>
-              <w:pStyle w:val="Compact"/>
-              <w:jc w:val="left"/>
-            </w:pPr>
-            <w:r>
-              <w:t xml:space="preserve">Halting the CPU, end to end</w:t>
-            </w:r>
-          </w:p>
-        </w:tc>
-      </w:tr>
-      <w:tr>
-        <w:tc>
-          <w:tcPr/>
-          <w:p>
-            <w:pPr>
-              <w:pStyle w:val="Compact"/>
-              <w:jc w:val="left"/>
-            </w:pPr>
-            <w:r>
-              <w:t xml:space="preserve">Figure 6</w:t>
-            </w:r>
-          </w:p>
-        </w:tc>
-        <w:tc>
-          <w:tcPr/>
-          <w:p>
-            <w:pPr>
-              <w:pStyle w:val="Compact"/>
-              <w:jc w:val="left"/>
-            </w:pPr>
-            <w:r>
-              <w:t xml:space="preserve">What one bus port can and cannot reach</w:t>
-            </w:r>
-          </w:p>
-        </w:tc>
-      </w:tr>
-      <w:tr>
-        <w:tc>
-          <w:tcPr/>
-          <w:p>
-            <w:pPr>
-              <w:pStyle w:val="Compact"/>
-              <w:jc w:val="left"/>
-            </w:pPr>
-            <w:r>
-              <w:t xml:space="preserve">Figure 7</w:t>
-            </w:r>
-          </w:p>
-        </w:tc>
-        <w:tc>
-          <w:tcPr/>
-          <w:p>
-            <w:pPr>
-              <w:pStyle w:val="Compact"/>
-              <w:jc w:val="left"/>
-            </w:pPr>
-            <w:r>
-              <w:t xml:space="preserve">Host software stack</w:t>
-            </w:r>
-          </w:p>
-        </w:tc>
-      </w:tr>
-    </w:tbl>
-    <w:p>
-      <w:r>
-        <w:pict>
-          <v:rect style="width:0;height:1.5pt" o:hralign="center" o:hrstd="t" o:hr="t"/>
-        </w:pict>
-      </w:r>
-    </w:p>
-    <w:bookmarkEnd w:id="27"/>
-    <w:bookmarkStart w:id="34" w:name="overview"/>
-    <w:p>
-      <w:pPr>
-        <w:pStyle w:val="Heading1"/>
-      </w:pPr>
-      <w:r>
-        <w:t xml:space="preserve">1. Overview</w:t>
-      </w:r>
-    </w:p>
-    <w:bookmarkStart w:id="29" w:name="scope"/>
-    <w:p>
-      <w:pPr>
-        <w:pStyle w:val="Heading2"/>
-      </w:pPr>
-      <w:r>
-        <w:t xml:space="preserve">1.1 Scope</w:t>
-      </w:r>
-    </w:p>
-    <w:p>
-      <w:pPr>
-        <w:pStyle w:val="FirstParagraph"/>
-      </w:pPr>
-      <w:r>
-        <w:t xml:space="preserve">This document specifies</w:t>
-      </w:r>
-      <w:r>
-        <w:t xml:space="preserve"> </w:t>
-      </w:r>
-      <w:r>
-        <w:rPr>
-          <w:rStyle w:val="VerbatimChar"/>
-          <w:b/>
-          <w:bCs/>
-        </w:rPr>
-        <w:t xml:space="preserve">SYSDBG</w:t>
-      </w:r>
-      <w:r>
-        <w:t xml:space="preserve">, the debugger of</w:t>
-      </w:r>
-      <w:r>
-        <w:t xml:space="preserve"> </w:t>
-      </w:r>
-      <w:r>
-        <w:rPr>
-          <w:b/>
-          <w:bCs/>
-        </w:rPr>
-        <w:t xml:space="preserve">QSOC</w:t>
-      </w:r>
-      <w:r>
-        <w:t xml:space="preserve">, the MCU built in</w:t>
-      </w:r>
-      <w:r>
-        <w:t xml:space="preserve"> </w:t>
-      </w:r>
-      <w:r>
-        <w:t xml:space="preserve">this training project. In the QSOC block diagram it is a master on</w:t>
-      </w:r>
-      <w:r>
-        <w:t xml:space="preserve"> </w:t>
-      </w:r>
-      <w:r>
-        <w:rPr>
-          <w:rStyle w:val="VerbatimChar"/>
-        </w:rPr>
-        <w:t xml:space="preserve">AXI_S0</w:t>
-      </w:r>
-      <w:r>
-        <w:t xml:space="preserve">.</w:t>
-      </w:r>
-    </w:p>
-    <w:p>
-      <w:pPr>
-        <w:pStyle w:val="BodyText"/>
-      </w:pPr>
-      <w:r>
-        <w:t xml:space="preserve">The RAM is the author’s second block and is specified separately in</w:t>
-      </w:r>
-      <w:r>
-        <w:t xml:space="preserve"> </w:t>
-      </w:r>
-      <w:r>
-        <w:rPr>
-          <w:rStyle w:val="VerbatimChar"/>
-        </w:rPr>
-        <w:t xml:space="preserve">QNSC_RAM_MAS</w:t>
-      </w:r>
-      <w:r>
-        <w:t xml:space="preserve">. The two are described apart because they are different kinds of</w:t>
-      </w:r>
-      <w:r>
-        <w:t xml:space="preserve"> </w:t>
-      </w:r>
-      <w:r>
-        <w:t xml:space="preserve">work, and the difference is the point of this document: the RAM is an</w:t>
-      </w:r>
-      <w:r>
-        <w:t xml:space="preserve"> </w:t>
-      </w:r>
-      <w:r>
-        <w:rPr>
-          <w:b/>
-          <w:bCs/>
-        </w:rPr>
-        <w:t xml:space="preserve">integration</w:t>
-      </w:r>
-      <w:r>
-        <w:t xml:space="preserve"> </w:t>
-      </w:r>
-      <w:r>
-        <w:t xml:space="preserve">of an existing IP, while</w:t>
-      </w:r>
-      <w:r>
-        <w:t xml:space="preserve"> </w:t>
-      </w:r>
-      <w:r>
-        <w:rPr>
-          <w:rStyle w:val="VerbatimChar"/>
-        </w:rPr>
-        <w:t xml:space="preserve">SYSDBG</w:t>
-      </w:r>
-      <w:r>
-        <w:t xml:space="preserve"> </w:t>
-      </w:r>
-      <w:r>
-        <w:t xml:space="preserve">is</w:t>
-      </w:r>
-      <w:r>
-        <w:t xml:space="preserve"> </w:t>
-      </w:r>
-      <w:r>
-        <w:rPr>
-          <w:b/>
-          <w:bCs/>
-        </w:rPr>
-        <w:t xml:space="preserve">designed in house</w:t>
-      </w:r>
-      <w:r>
-        <w:t xml:space="preserve">.</w:t>
-      </w:r>
-    </w:p>
-    <w:p>
-      <w:pPr>
-        <w:pStyle w:val="BodyText"/>
-      </w:pPr>
-      <w:r>
-        <w:rPr>
-          <w:b/>
-          <w:bCs/>
-        </w:rPr>
-        <w:t xml:space="preserve">Table 1 – Sourcing decision</w:t>
-      </w:r>
-    </w:p>
-    <w:tbl>
-      <w:tblPr>
-        <w:tblStyle w:val="TableGrid"/>
-        <w:tblW w:type="pct" w:w="5000"/>
-        <w:tblLayout w:type="fixed"/>
-        <w:tblLook w:firstRow="1" w:lastRow="0" w:firstColumn="0" w:lastColumn="0" w:noHBand="0" w:noVBand="0" w:val="0020"/>
+        <w:tblCaption w:val="Sourcing decision"/>
       </w:tblPr>
       <w:tblGrid>
         <w:gridCol w:w="2640"/>
@@ -3797,7 +3264,7 @@
             <w:r>
               <w:t xml:space="preserve"> </w:t>
             </w:r>
-            <w:hyperlink r:id="rId28">
+            <w:hyperlink r:id="rId26">
               <w:r>
                 <w:rPr>
                   <w:rStyle w:val="VerbatimChar"/>
@@ -3950,8 +3417,8 @@
         <w:t xml:space="preserve">to take the address constants that the Ibex integration must declare.</w:t>
       </w:r>
     </w:p>
-    <w:bookmarkEnd w:id="29"/>
-    <w:bookmarkStart w:id="33" w:name="position-in-the-system"/>
+    <w:bookmarkEnd w:id="27"/>
+    <w:bookmarkStart w:id="31" w:name="position-in-the-system"/>
     <w:p>
       <w:pPr>
         <w:pStyle w:val="Heading2"/>
@@ -3970,18 +3437,18 @@
           <wp:inline>
             <wp:extent cx="5727700" cy="3532453"/>
             <wp:effectExtent b="0" l="0" r="0" t="0"/>
-            <wp:docPr descr="Figure 1 – Where the debugger sits in QSOC" title="" id="31" name="Picture"/>
+            <wp:docPr descr="Where the debugger sits in QSOC" title="" id="29" name="Picture"/>
             <a:graphic>
               <a:graphicData uri="http://schemas.openxmlformats.org/drawingml/2006/picture">
                 <pic:pic>
                   <pic:nvPicPr>
-                    <pic:cNvPr descr="../img/fig_qsoc_mem.png" id="32" name="Picture"/>
+                    <pic:cNvPr descr="../img/fig_qsoc_mem.png" id="30" name="Picture"/>
                     <pic:cNvPicPr>
                       <a:picLocks noChangeArrowheads="1" noChangeAspect="1"/>
                     </pic:cNvPicPr>
                   </pic:nvPicPr>
                   <pic:blipFill>
-                    <a:blip r:embed="rId30"/>
+                    <a:blip r:embed="rId28"/>
                     <a:stretch>
                       <a:fillRect/>
                     </a:stretch>
@@ -4014,7 +3481,7 @@
         <w:jc w:val="left"/>
       </w:pPr>
       <w:r>
-        <w:t xml:space="preserve">Figure 1-1. Figure 1 – Where the debugger sits in QSOC</w:t>
+        <w:t xml:space="preserve">Figure 1-1. Where the debugger sits in QSOC</w:t>
       </w:r>
     </w:p>
     <w:p>
@@ -4482,9 +3949,9 @@
         <w:t xml:space="preserve">, coming back.</w:t>
       </w:r>
     </w:p>
-    <w:bookmarkEnd w:id="33"/>
-    <w:bookmarkEnd w:id="34"/>
-    <w:bookmarkStart w:id="36" w:name="feature"/>
+    <w:bookmarkEnd w:id="31"/>
+    <w:bookmarkEnd w:id="32"/>
+    <w:bookmarkStart w:id="34" w:name="feature"/>
     <w:p>
       <w:pPr>
         <w:pStyle w:val="Heading1"/>
@@ -4493,7 +3960,7 @@
         <w:t xml:space="preserve">2. Feature</w:t>
       </w:r>
     </w:p>
-    <w:bookmarkStart w:id="35" w:name="feature-sysdbg"/>
+    <w:bookmarkStart w:id="33" w:name="feature-sysdbg"/>
     <w:p>
       <w:pPr>
         <w:pStyle w:val="Heading2"/>
@@ -5254,7 +4721,7 @@
         <w:t xml:space="preserve"> </w:t>
       </w:r>
       <w:r>
-        <w:t xml:space="preserve">Table 1, is exactly this interface:</w:t>
+        <w:t xml:space="preserve">the sourcing table in 1.1, is exactly this interface:</w:t>
       </w:r>
       <w:r>
         <w:t xml:space="preserve"> </w:t>
@@ -5596,9 +5063,9 @@
         <w:t xml:space="preserve">because the window does not move.</w:t>
       </w:r>
     </w:p>
-    <w:bookmarkEnd w:id="35"/>
-    <w:bookmarkEnd w:id="36"/>
-    <w:bookmarkStart w:id="40" w:name="block-diagram"/>
+    <w:bookmarkEnd w:id="33"/>
+    <w:bookmarkEnd w:id="34"/>
+    <w:bookmarkStart w:id="38" w:name="block-diagram"/>
     <w:p>
       <w:pPr>
         <w:pStyle w:val="Heading1"/>
@@ -5617,18 +5084,18 @@
           <wp:inline>
             <wp:extent cx="5727700" cy="2869762"/>
             <wp:effectExtent b="0" l="0" r="0" t="0"/>
-            <wp:docPr descr="Figure 2 – Internal structure, the two clock domains, and the crossing between them" title="" id="38" name="Picture"/>
+            <wp:docPr descr="Internal structure, the two clock domains, and the crossing between them" title="" id="36" name="Picture"/>
             <a:graphic>
               <a:graphicData uri="http://schemas.openxmlformats.org/drawingml/2006/picture">
                 <pic:pic>
                   <pic:nvPicPr>
-                    <pic:cNvPr descr="../img/fig_sysdbg_internal.png" id="39" name="Picture"/>
+                    <pic:cNvPr descr="../img/fig_sysdbg_internal.png" id="37" name="Picture"/>
                     <pic:cNvPicPr>
                       <a:picLocks noChangeArrowheads="1" noChangeAspect="1"/>
                     </pic:cNvPicPr>
                   </pic:nvPicPr>
                   <pic:blipFill>
-                    <a:blip r:embed="rId37"/>
+                    <a:blip r:embed="rId35"/>
                     <a:stretch>
                       <a:fillRect/>
                     </a:stretch>
@@ -5661,11 +5128,11 @@
         <w:jc w:val="left"/>
       </w:pPr>
       <w:r>
-        <w:t xml:space="preserve">Figure 3-1. Figure 2 – Internal structure, the two clock domains, and the crossing between them</w:t>
+        <w:t xml:space="preserve">Figure 3-1. Internal structure, the two clock domains, and the crossing between them</w:t>
       </w:r>
     </w:p>
-    <w:bookmarkEnd w:id="40"/>
-    <w:bookmarkStart w:id="73" w:name="micro-architecture-details"/>
+    <w:bookmarkEnd w:id="38"/>
+    <w:bookmarkStart w:id="71" w:name="micro-architecture-details"/>
     <w:p>
       <w:pPr>
         <w:pStyle w:val="Heading1"/>
@@ -5674,7 +5141,7 @@
         <w:t xml:space="preserve">4. Micro-architecture Details</w:t>
       </w:r>
     </w:p>
-    <w:bookmarkStart w:id="41" w:name="structure"/>
+    <w:bookmarkStart w:id="39" w:name="structure"/>
     <w:p>
       <w:pPr>
         <w:pStyle w:val="Heading2"/>
@@ -5711,7 +5178,7 @@
         <w:pStyle w:val="BodyText"/>
       </w:pPr>
       <w:r>
-        <w:t xml:space="preserve">Figure 2 in section 3 is the same design as Table 2, drawn as a loop: a command</w:t>
+        <w:t xml:space="preserve">The figure in section 3 is the same design as the sub-block table below, drawn as a loop: a command</w:t>
       </w:r>
       <w:r>
         <w:t xml:space="preserve"> </w:t>
@@ -5734,14 +5201,10 @@
     </w:p>
     <w:p>
       <w:pPr>
-        <w:pStyle w:val="BodyText"/>
-      </w:pPr>
-      <w:r>
-        <w:rPr>
-          <w:b/>
-          <w:bCs/>
-        </w:rPr>
-        <w:t xml:space="preserve">Table 2 – SYSDBG sub-blocks</w:t>
+        <w:pStyle w:val="Tablecaption0"/>
+      </w:pPr>
+      <w:r>
+        <w:t xml:space="preserve">Table 4-1. SYSDBG sub-blocks</w:t>
       </w:r>
     </w:p>
     <w:tbl>
@@ -5750,6 +5213,7 @@
         <w:tblW w:type="pct" w:w="5000"/>
         <w:tblLayout w:type="fixed"/>
         <w:tblLook w:firstRow="1" w:lastRow="0" w:firstColumn="0" w:lastColumn="0" w:noHBand="0" w:noVBand="0" w:val="0020"/>
+        <w:tblCaption w:val="SYSDBG sub-blocks"/>
       </w:tblPr>
       <w:tblGrid>
         <w:gridCol w:w="2640"/>
@@ -6289,8 +5753,8 @@
         </w:tc>
       </w:tr>
     </w:tbl>
-    <w:bookmarkEnd w:id="41"/>
-    <w:bookmarkStart w:id="42" w:name="clock-and-reset-domains"/>
+    <w:bookmarkEnd w:id="39"/>
+    <w:bookmarkStart w:id="40" w:name="clock-and-reset-domains"/>
     <w:p>
       <w:pPr>
         <w:pStyle w:val="Heading2"/>
@@ -6331,14 +5795,10 @@
     </w:p>
     <w:p>
       <w:pPr>
-        <w:pStyle w:val="BodyText"/>
-      </w:pPr>
-      <w:r>
-        <w:rPr>
-          <w:b/>
-          <w:bCs/>
-        </w:rPr>
-        <w:t xml:space="preserve">Table 3 – SYSDBG clock and reset domains</w:t>
+        <w:pStyle w:val="Tablecaption0"/>
+      </w:pPr>
+      <w:r>
+        <w:t xml:space="preserve">Table 4-2. SYSDBG clock and reset domains</w:t>
       </w:r>
     </w:p>
     <w:tbl>
@@ -6347,6 +5807,7 @@
         <w:tblW w:type="pct" w:w="5000"/>
         <w:tblLayout w:type="fixed"/>
         <w:tblLook w:firstRow="1" w:lastRow="0" w:firstColumn="0" w:lastColumn="0" w:noHBand="0" w:noVBand="0" w:val="0020"/>
+        <w:tblCaption w:val="SYSDBG clock and reset domains"/>
       </w:tblPr>
       <w:tblGrid>
         <w:gridCol w:w="2640"/>
@@ -6538,7 +5999,7 @@
         <w:pStyle w:val="BodyText"/>
       </w:pPr>
       <w:r>
-        <w:t xml:space="preserve">Table 2 says which sub-block sits in which domain.</w:t>
+        <w:t xml:space="preserve">the sub-block table in 4.1 says which sub-block sits in which domain.</w:t>
       </w:r>
     </w:p>
     <w:p>
@@ -6863,7 +6324,7 @@
         <w:t xml:space="preserve"> </w:t>
       </w:r>
       <w:r>
-        <w:t xml:space="preserve">any address while the core runs, and load firmware – see Table 12. Only the</w:t>
+        <w:t xml:space="preserve">any address while the core runs, and load firmware – see the capability table in 4.12. Only the</w:t>
       </w:r>
       <w:r>
         <w:t xml:space="preserve"> </w:t>
@@ -7231,7 +6692,7 @@
         <w:t xml:space="preserve"> </w:t>
       </w:r>
       <w:r>
-        <w:t xml:space="preserve">domains in Table 3 are not an exception to the decision; they are outside its</w:t>
+        <w:t xml:space="preserve">domains in the domain table in 4.2 are not an exception to the decision; they are outside its</w:t>
       </w:r>
       <w:r>
         <w:t xml:space="preserve"> </w:t>
@@ -7267,8 +6728,8 @@
         <w:t xml:space="preserve">asynchronous input clock.</w:t>
       </w:r>
     </w:p>
-    <w:bookmarkEnd w:id="42"/>
-    <w:bookmarkStart w:id="43" w:name="block-interface"/>
+    <w:bookmarkEnd w:id="40"/>
+    <w:bookmarkStart w:id="41" w:name="block-interface"/>
     <w:p>
       <w:pPr>
         <w:pStyle w:val="Heading2"/>
@@ -7279,14 +6740,10 @@
     </w:p>
     <w:p>
       <w:pPr>
-        <w:pStyle w:val="FirstParagraph"/>
-      </w:pPr>
-      <w:r>
-        <w:rPr>
-          <w:b/>
-          <w:bCs/>
-        </w:rPr>
-        <w:t xml:space="preserve">Table 4 – SYSDBG port list</w:t>
+        <w:pStyle w:val="Tablecaption0"/>
+      </w:pPr>
+      <w:r>
+        <w:t xml:space="preserve">Table 4-3. SYSDBG port list</w:t>
       </w:r>
     </w:p>
     <w:tbl>
@@ -7295,6 +6752,7 @@
         <w:tblW w:type="pct" w:w="5000"/>
         <w:tblLayout w:type="fixed"/>
         <w:tblLook w:firstRow="1" w:lastRow="0" w:firstColumn="0" w:lastColumn="0" w:noHBand="0" w:noVBand="0" w:val="0020"/>
+        <w:tblCaption w:val="SYSDBG port list"/>
       </w:tblPr>
       <w:tblGrid>
         <w:gridCol w:w="1485"/>
@@ -8537,8 +7995,8 @@
         <w:t xml:space="preserve">disagreement about it is a bug that looks like corrupted memory.</w:t>
       </w:r>
     </w:p>
-    <w:bookmarkEnd w:id="43"/>
-    <w:bookmarkStart w:id="44" w:name="Xcd0f47f4215d355da7ed316218415659378a60a"/>
+    <w:bookmarkEnd w:id="41"/>
+    <w:bookmarkStart w:id="42" w:name="Xcd0f47f4215d355da7ed316218415659378a60a"/>
     <w:p>
       <w:pPr>
         <w:pStyle w:val="Heading2"/>
@@ -9422,8 +8880,8 @@
         <w:t xml:space="preserve">integration checklist of section 5.1 alongside the clock-gate rule.</w:t>
       </w:r>
     </w:p>
-    <w:bookmarkEnd w:id="44"/>
-    <w:bookmarkStart w:id="45" w:name="parameters"/>
+    <w:bookmarkEnd w:id="42"/>
+    <w:bookmarkStart w:id="43" w:name="parameters"/>
     <w:p>
       <w:pPr>
         <w:pStyle w:val="Heading2"/>
@@ -9434,14 +8892,10 @@
     </w:p>
     <w:p>
       <w:pPr>
-        <w:pStyle w:val="FirstParagraph"/>
-      </w:pPr>
-      <w:r>
-        <w:rPr>
-          <w:b/>
-          <w:bCs/>
-        </w:rPr>
-        <w:t xml:space="preserve">Table 5 – SYSDBG parameters</w:t>
+        <w:pStyle w:val="Tablecaption0"/>
+      </w:pPr>
+      <w:r>
+        <w:t xml:space="preserve">Table 4-4. SYSDBG parameters</w:t>
       </w:r>
     </w:p>
     <w:tbl>
@@ -9450,6 +8904,7 @@
         <w:tblW w:type="pct" w:w="5000"/>
         <w:tblLayout w:type="fixed"/>
         <w:tblLook w:firstRow="1" w:lastRow="0" w:firstColumn="0" w:lastColumn="0" w:noHBand="0" w:noVBand="0" w:val="0020"/>
+        <w:tblCaption w:val="SYSDBG parameters"/>
       </w:tblPr>
       <w:tblGrid>
         <w:gridCol w:w="2640"/>
@@ -9855,8 +9310,8 @@
         </w:tc>
       </w:tr>
     </w:tbl>
-    <w:bookmarkEnd w:id="45"/>
-    <w:bookmarkStart w:id="46" w:name="jtag-instruction-registers"/>
+    <w:bookmarkEnd w:id="43"/>
+    <w:bookmarkStart w:id="44" w:name="jtag-instruction-registers"/>
     <w:p>
       <w:pPr>
         <w:pStyle w:val="Heading2"/>
@@ -9867,14 +9322,10 @@
     </w:p>
     <w:p>
       <w:pPr>
-        <w:pStyle w:val="FirstParagraph"/>
-      </w:pPr>
-      <w:r>
-        <w:rPr>
-          <w:b/>
-          <w:bCs/>
-        </w:rPr>
-        <w:t xml:space="preserve">Table 6 – JTAG instruction registers</w:t>
+        <w:pStyle w:val="Tablecaption0"/>
+      </w:pPr>
+      <w:r>
+        <w:t xml:space="preserve">Table 4-5. JTAG instruction registers</w:t>
       </w:r>
     </w:p>
     <w:tbl>
@@ -9883,6 +9334,7 @@
         <w:tblW w:type="pct" w:w="5000"/>
         <w:tblLayout w:type="fixed"/>
         <w:tblLook w:firstRow="1" w:lastRow="0" w:firstColumn="0" w:lastColumn="0" w:noHBand="0" w:noVBand="0" w:val="0020"/>
+        <w:tblCaption w:val="JTAG instruction registers"/>
       </w:tblPr>
       <w:tblGrid>
         <w:gridCol w:w="1827"/>
@@ -10112,8 +9564,8 @@
         </w:tc>
       </w:tr>
     </w:tbl>
-    <w:bookmarkEnd w:id="46"/>
-    <w:bookmarkStart w:id="50" w:name="the-access-data-register"/>
+    <w:bookmarkEnd w:id="44"/>
+    <w:bookmarkStart w:id="48" w:name="the-access-data-register"/>
     <w:p>
       <w:pPr>
         <w:pStyle w:val="Heading2"/>
@@ -10153,18 +9605,18 @@
           <wp:inline>
             <wp:extent cx="5727700" cy="3350820"/>
             <wp:effectExtent b="0" l="0" r="0" t="0"/>
-            <wp:docPr descr="Figure 3 – The ACCESS register, bit by bit" title="" id="48" name="Picture"/>
+            <wp:docPr descr="The ACCESS register, bit by bit" title="" id="46" name="Picture"/>
             <a:graphic>
               <a:graphicData uri="http://schemas.openxmlformats.org/drawingml/2006/picture">
                 <pic:pic>
                   <pic:nvPicPr>
-                    <pic:cNvPr descr="../img/fig_jtag_cmd.png" id="49" name="Picture"/>
+                    <pic:cNvPr descr="../img/fig_jtag_cmd.png" id="47" name="Picture"/>
                     <pic:cNvPicPr>
                       <a:picLocks noChangeArrowheads="1" noChangeAspect="1"/>
                     </pic:cNvPicPr>
                   </pic:nvPicPr>
                   <pic:blipFill>
-                    <a:blip r:embed="rId47"/>
+                    <a:blip r:embed="rId45"/>
                     <a:stretch>
                       <a:fillRect/>
                     </a:stretch>
@@ -10197,19 +9649,15 @@
         <w:jc w:val="left"/>
       </w:pPr>
       <w:r>
-        <w:t xml:space="preserve">Figure 4-1. Figure 3 – The ACCESS register, bit by bit</w:t>
+        <w:t xml:space="preserve">Figure 4-1. The ACCESS register, bit by bit</w:t>
       </w:r>
     </w:p>
     <w:p>
       <w:pPr>
-        <w:pStyle w:val="BodyText"/>
-      </w:pPr>
-      <w:r>
-        <w:rPr>
-          <w:b/>
-          <w:bCs/>
-        </w:rPr>
-        <w:t xml:space="preserve">Table 7 – ACCESS data register fields</w:t>
+        <w:pStyle w:val="Tablecaption0"/>
+      </w:pPr>
+      <w:r>
+        <w:t xml:space="preserve">Table 4-6. ACCESS data register fields</w:t>
       </w:r>
     </w:p>
     <w:tbl>
@@ -10218,6 +9666,7 @@
         <w:tblW w:type="pct" w:w="5000"/>
         <w:tblLayout w:type="fixed"/>
         <w:tblLook w:firstRow="1" w:lastRow="0" w:firstColumn="0" w:lastColumn="0" w:noHBand="0" w:noVBand="0" w:val="0020"/>
+        <w:tblCaption w:val="ACCESS data register fields"/>
       </w:tblPr>
       <w:tblGrid>
         <w:gridCol w:w="1827"/>
@@ -10871,8 +10320,8 @@
         <w:t xml:space="preserve">map is reachable with no special cases.</w:t>
       </w:r>
     </w:p>
-    <w:bookmarkEnd w:id="50"/>
-    <w:bookmarkStart w:id="51" w:name="register-map"/>
+    <w:bookmarkEnd w:id="48"/>
+    <w:bookmarkStart w:id="49" w:name="register-map"/>
     <w:p>
       <w:pPr>
         <w:pStyle w:val="Heading2"/>
@@ -10883,14 +10332,10 @@
     </w:p>
     <w:p>
       <w:pPr>
-        <w:pStyle w:val="FirstParagraph"/>
-      </w:pPr>
-      <w:r>
-        <w:rPr>
-          <w:b/>
-          <w:bCs/>
-        </w:rPr>
-        <w:t xml:space="preserve">Table 8 – SYSDBG register map</w:t>
+        <w:pStyle w:val="Tablecaption0"/>
+      </w:pPr>
+      <w:r>
+        <w:t xml:space="preserve">Table 4-7. SYSDBG register map</w:t>
       </w:r>
     </w:p>
     <w:tbl>
@@ -10899,6 +10344,7 @@
         <w:tblW w:type="pct" w:w="5000"/>
         <w:tblLayout w:type="fixed"/>
         <w:tblLook w:firstRow="1" w:lastRow="0" w:firstColumn="0" w:lastColumn="0" w:noHBand="0" w:noVBand="0" w:val="0020"/>
+        <w:tblCaption w:val="SYSDBG register map"/>
       </w:tblPr>
       <w:tblGrid>
         <w:gridCol w:w="1980"/>
@@ -11861,8 +11307,8 @@
         <w:t xml:space="preserve">itself or grant itself debug access.</w:t>
       </w:r>
     </w:p>
-    <w:bookmarkEnd w:id="51"/>
-    <w:bookmarkStart w:id="55" w:name="command-fsm"/>
+    <w:bookmarkEnd w:id="49"/>
+    <w:bookmarkStart w:id="53" w:name="command-fsm"/>
     <w:p>
       <w:pPr>
         <w:pStyle w:val="Heading2"/>
@@ -11881,18 +11327,18 @@
           <wp:inline>
             <wp:extent cx="5486400" cy="2772445"/>
             <wp:effectExtent b="0" l="0" r="0" t="0"/>
-            <wp:docPr descr="Figure 4 – Command FSM" title="" id="53" name="Picture"/>
+            <wp:docPr descr="Command FSM" title="" id="51" name="Picture"/>
             <a:graphic>
               <a:graphicData uri="http://schemas.openxmlformats.org/drawingml/2006/picture">
                 <pic:pic>
                   <pic:nvPicPr>
-                    <pic:cNvPr descr="../img/fig_sysdbg_fsm.png" id="54" name="Picture"/>
+                    <pic:cNvPr descr="../img/fig_sysdbg_fsm.png" id="52" name="Picture"/>
                     <pic:cNvPicPr>
                       <a:picLocks noChangeArrowheads="1" noChangeAspect="1"/>
                     </pic:cNvPicPr>
                   </pic:nvPicPr>
                   <pic:blipFill>
-                    <a:blip r:embed="rId52"/>
+                    <a:blip r:embed="rId50"/>
                     <a:stretch>
                       <a:fillRect/>
                     </a:stretch>
@@ -11925,19 +11371,15 @@
         <w:jc w:val="left"/>
       </w:pPr>
       <w:r>
-        <w:t xml:space="preserve">Figure 4-2. Figure 4 – Command FSM</w:t>
+        <w:t xml:space="preserve">Figure 4-2. Command FSM</w:t>
       </w:r>
     </w:p>
     <w:p>
       <w:pPr>
-        <w:pStyle w:val="BodyText"/>
-      </w:pPr>
-      <w:r>
-        <w:rPr>
-          <w:b/>
-          <w:bCs/>
-        </w:rPr>
-        <w:t xml:space="preserve">Table 9 – Command FSM states</w:t>
+        <w:pStyle w:val="Tablecaption0"/>
+      </w:pPr>
+      <w:r>
+        <w:t xml:space="preserve">Table 4-8. Command FSM states</w:t>
       </w:r>
     </w:p>
     <w:tbl>
@@ -11946,6 +11388,7 @@
         <w:tblW w:type="pct" w:w="5000"/>
         <w:tblLayout w:type="fixed"/>
         <w:tblLook w:firstRow="1" w:lastRow="0" w:firstColumn="0" w:lastColumn="0" w:noHBand="0" w:noVBand="0" w:val="0020"/>
+        <w:tblCaption w:val="Command FSM states"/>
       </w:tblPr>
       <w:tblGrid>
         <w:gridCol w:w="3960"/>
@@ -12768,8 +12211,8 @@
         <w:t xml:space="preserve">and never cancelling.</w:t>
       </w:r>
     </w:p>
-    <w:bookmarkEnd w:id="55"/>
-    <w:bookmarkStart w:id="59" w:name="one-command-end-to-end"/>
+    <w:bookmarkEnd w:id="53"/>
+    <w:bookmarkStart w:id="57" w:name="one-command-end-to-end"/>
     <w:p>
       <w:pPr>
         <w:pStyle w:val="Heading2"/>
@@ -12802,18 +12245,18 @@
           <wp:inline>
             <wp:extent cx="5727700" cy="5420858"/>
             <wp:effectExtent b="0" l="0" r="0" t="0"/>
-            <wp:docPr descr="Figure 5 – Halting the CPU, end to end" title="" id="57" name="Picture"/>
+            <wp:docPr descr="Halting the CPU, end to end" title="" id="55" name="Picture"/>
             <a:graphic>
               <a:graphicData uri="http://schemas.openxmlformats.org/drawingml/2006/picture">
                 <pic:pic>
                   <pic:nvPicPr>
-                    <pic:cNvPr descr="../img/fig_halt_flow.png" id="58" name="Picture"/>
+                    <pic:cNvPr descr="../img/fig_halt_flow.png" id="56" name="Picture"/>
                     <pic:cNvPicPr>
                       <a:picLocks noChangeArrowheads="1" noChangeAspect="1"/>
                     </pic:cNvPicPr>
                   </pic:nvPicPr>
                   <pic:blipFill>
-                    <a:blip r:embed="rId56"/>
+                    <a:blip r:embed="rId54"/>
                     <a:stretch>
                       <a:fillRect/>
                     </a:stretch>
@@ -12846,7 +12289,7 @@
         <w:jc w:val="left"/>
       </w:pPr>
       <w:r>
-        <w:t xml:space="preserve">Figure 4-3. Figure 5 – Halting the CPU, end to end</w:t>
+        <w:t xml:space="preserve">Figure 4-3. Halting the CPU, end to end</w:t>
       </w:r>
     </w:p>
     <w:p>
@@ -12935,8 +12378,8 @@
         <w:t xml:space="preserve">.</w:t>
       </w:r>
     </w:p>
-    <w:bookmarkEnd w:id="59"/>
-    <w:bookmarkStart w:id="60" w:name="clock-domain-crossing"/>
+    <w:bookmarkEnd w:id="57"/>
+    <w:bookmarkStart w:id="58" w:name="clock-domain-crossing"/>
     <w:p>
       <w:pPr>
         <w:pStyle w:val="Heading2"/>
@@ -13344,8 +12787,8 @@
         <w:t xml:space="preserve">correctness, which is the reason only two single-bit signals are allowed to cross.</w:t>
       </w:r>
     </w:p>
-    <w:bookmarkEnd w:id="60"/>
-    <w:bookmarkStart w:id="62" w:name="requirements-on-the-cpu-side"/>
+    <w:bookmarkEnd w:id="58"/>
+    <w:bookmarkStart w:id="60" w:name="requirements-on-the-cpu-side"/>
     <w:p>
       <w:pPr>
         <w:pStyle w:val="Heading2"/>
@@ -13379,14 +12822,10 @@
     </w:p>
     <w:p>
       <w:pPr>
-        <w:pStyle w:val="BodyText"/>
-      </w:pPr>
-      <w:r>
-        <w:rPr>
-          <w:b/>
-          <w:bCs/>
-        </w:rPr>
-        <w:t xml:space="preserve">Table 10 – Core debug CSRs and parameters required from the CPU</w:t>
+        <w:pStyle w:val="Tablecaption0"/>
+      </w:pPr>
+      <w:r>
+        <w:t xml:space="preserve">Table 4-9. Core debug CSRs and parameters required from the CPU</w:t>
       </w:r>
     </w:p>
     <w:tbl>
@@ -13395,6 +12834,7 @@
         <w:tblW w:type="pct" w:w="5000"/>
         <w:tblLayout w:type="fixed"/>
         <w:tblLook w:firstRow="1" w:lastRow="0" w:firstColumn="0" w:lastColumn="0" w:noHBand="0" w:noVBand="0" w:val="0020"/>
+        <w:tblCaption w:val="Core debug CSRs and parameters required from the CPU"/>
       </w:tblPr>
       <w:tblGrid>
         <w:gridCol w:w="2640"/>
@@ -14667,7 +14107,7 @@
         <w:t xml:space="preserve">.</w:t>
       </w:r>
     </w:p>
-    <w:bookmarkStart w:id="61" w:name="the-debug-memory-window"/>
+    <w:bookmarkStart w:id="59" w:name="the-debug-memory-window"/>
     <w:p>
       <w:pPr>
         <w:pStyle w:val="Heading3"/>
@@ -14897,14 +14337,10 @@
     </w:p>
     <w:p>
       <w:pPr>
-        <w:pStyle w:val="BodyText"/>
-      </w:pPr>
-      <w:r>
-        <w:rPr>
-          <w:b/>
-          <w:bCs/>
-        </w:rPr>
-        <w:t xml:space="preserve">Table 11 – Debug memory window, and the CPU parameters derived from it</w:t>
+        <w:pStyle w:val="Tablecaption0"/>
+      </w:pPr>
+      <w:r>
+        <w:t xml:space="preserve">Table 4-10. Debug memory window, and the CPU parameters derived from it</w:t>
       </w:r>
     </w:p>
     <w:tbl>
@@ -14913,6 +14349,7 @@
         <w:tblW w:type="pct" w:w="5000"/>
         <w:tblLayout w:type="fixed"/>
         <w:tblLook w:firstRow="1" w:lastRow="0" w:firstColumn="0" w:lastColumn="0" w:noHBand="0" w:noVBand="0" w:val="0020"/>
+        <w:tblCaption w:val="Debug memory window, and the CPU parameters derived from it"/>
       </w:tblPr>
       <w:tblGrid>
         <w:gridCol w:w="2640"/>
@@ -16100,7 +15537,7 @@
         <w:t xml:space="preserve"> </w:t>
       </w:r>
       <w:r>
-        <w:t xml:space="preserve">All four parameters in Table 11 are</w:t>
+        <w:t xml:space="preserve">All four parameters in the window table in 4.11 are</w:t>
       </w:r>
       <w:r>
         <w:t xml:space="preserve"> </w:t>
@@ -16486,9 +15923,9 @@
         <w:t xml:space="preserve">the same.</w:t>
       </w:r>
     </w:p>
-    <w:bookmarkEnd w:id="61"/>
-    <w:bookmarkEnd w:id="62"/>
-    <w:bookmarkStart w:id="67" w:name="reading-a-cpu-register"/>
+    <w:bookmarkEnd w:id="59"/>
+    <w:bookmarkEnd w:id="60"/>
+    <w:bookmarkStart w:id="65" w:name="reading-a-cpu-register"/>
     <w:p>
       <w:pPr>
         <w:pStyle w:val="Heading2"/>
@@ -16507,18 +15944,18 @@
           <wp:inline>
             <wp:extent cx="5669280" cy="4693201"/>
             <wp:effectExtent b="0" l="0" r="0" t="0"/>
-            <wp:docPr descr="Figure 6 – What one bus port can and cannot reach" title="" id="64" name="Picture"/>
+            <wp:docPr descr="What one bus port can and cannot reach" title="" id="62" name="Picture"/>
             <a:graphic>
               <a:graphicData uri="http://schemas.openxmlformats.org/drawingml/2006/picture">
                 <pic:pic>
                   <pic:nvPicPr>
-                    <pic:cNvPr descr="../img/fig_sysdbg_ports.png" id="65" name="Picture"/>
+                    <pic:cNvPr descr="../img/fig_sysdbg_ports.png" id="63" name="Picture"/>
                     <pic:cNvPicPr>
                       <a:picLocks noChangeArrowheads="1" noChangeAspect="1"/>
                     </pic:cNvPicPr>
                   </pic:nvPicPr>
                   <pic:blipFill>
-                    <a:blip r:embed="rId63"/>
+                    <a:blip r:embed="rId61"/>
                     <a:stretch>
                       <a:fillRect/>
                     </a:stretch>
@@ -16551,19 +15988,15 @@
         <w:jc w:val="left"/>
       </w:pPr>
       <w:r>
-        <w:t xml:space="preserve">Figure 4-4. Figure 6 – What one bus port can and cannot reach</w:t>
+        <w:t xml:space="preserve">Figure 4-4. What one bus port can and cannot reach</w:t>
       </w:r>
     </w:p>
     <w:p>
       <w:pPr>
-        <w:pStyle w:val="BodyText"/>
-      </w:pPr>
-      <w:r>
-        <w:rPr>
-          <w:b/>
-          <w:bCs/>
-        </w:rPr>
-        <w:t xml:space="preserve">Table 12 – What each part of the block delivers</w:t>
+        <w:pStyle w:val="Tablecaption0"/>
+      </w:pPr>
+      <w:r>
+        <w:t xml:space="preserve">Table 4-11. What each part of the block delivers</w:t>
       </w:r>
     </w:p>
     <w:tbl>
@@ -16572,6 +16005,7 @@
         <w:tblW w:type="pct" w:w="5000"/>
         <w:tblLayout w:type="fixed"/>
         <w:tblLook w:firstRow="1" w:lastRow="0" w:firstColumn="0" w:lastColumn="0" w:noHBand="0" w:noVBand="0" w:val="0020"/>
+        <w:tblCaption w:val="What each part of the block delivers"/>
       </w:tblPr>
       <w:tblGrid>
         <w:gridCol w:w="2640"/>
@@ -18164,7 +17598,7 @@
         <w:t xml:space="preserve">open question 7.</w:t>
       </w:r>
     </w:p>
-    <w:bookmarkStart w:id="66" w:name="X7092fc48eb0570b633a596600940ca4a578e477"/>
+    <w:bookmarkStart w:id="64" w:name="X7092fc48eb0570b633a596600940ca4a578e477"/>
     <w:p>
       <w:pPr>
         <w:pStyle w:val="Heading3"/>
@@ -18583,9 +18017,9 @@
         <w:t xml:space="preserve">needs no halt; reading a register always does.</w:t>
       </w:r>
     </w:p>
-    <w:bookmarkEnd w:id="66"/>
-    <w:bookmarkEnd w:id="67"/>
-    <w:bookmarkStart w:id="71" w:name="host-software"/>
+    <w:bookmarkEnd w:id="64"/>
+    <w:bookmarkEnd w:id="65"/>
+    <w:bookmarkStart w:id="69" w:name="host-software"/>
     <w:p>
       <w:pPr>
         <w:pStyle w:val="Heading2"/>
@@ -18618,18 +18052,18 @@
           <wp:inline>
             <wp:extent cx="5120640" cy="3372403"/>
             <wp:effectExtent b="0" l="0" r="0" t="0"/>
-            <wp:docPr descr="Figure 7 – Host software stack" title="" id="69" name="Picture"/>
+            <wp:docPr descr="Host software stack" title="" id="67" name="Picture"/>
             <a:graphic>
               <a:graphicData uri="http://schemas.openxmlformats.org/drawingml/2006/picture">
                 <pic:pic>
                   <pic:nvPicPr>
-                    <pic:cNvPr descr="../img/fig_host_stack.png" id="70" name="Picture"/>
+                    <pic:cNvPr descr="../img/fig_host_stack.png" id="68" name="Picture"/>
                     <pic:cNvPicPr>
                       <a:picLocks noChangeArrowheads="1" noChangeAspect="1"/>
                     </pic:cNvPicPr>
                   </pic:nvPicPr>
                   <pic:blipFill>
-                    <a:blip r:embed="rId68"/>
+                    <a:blip r:embed="rId66"/>
                     <a:stretch>
                       <a:fillRect/>
                     </a:stretch>
@@ -18662,19 +18096,15 @@
         <w:jc w:val="left"/>
       </w:pPr>
       <w:r>
-        <w:t xml:space="preserve">Figure 4-5. Figure 7 – Host software stack</w:t>
+        <w:t xml:space="preserve">Figure 4-5. Host software stack</w:t>
       </w:r>
     </w:p>
     <w:p>
       <w:pPr>
-        <w:pStyle w:val="BodyText"/>
-      </w:pPr>
-      <w:r>
-        <w:rPr>
-          <w:b/>
-          <w:bCs/>
-        </w:rPr>
-        <w:t xml:space="preserve">Table 13 – Host software deliverables</w:t>
+        <w:pStyle w:val="Tablecaption0"/>
+      </w:pPr>
+      <w:r>
+        <w:t xml:space="preserve">Table 4-12. Host software deliverables</w:t>
       </w:r>
     </w:p>
     <w:tbl>
@@ -18683,6 +18113,7 @@
         <w:tblW w:type="pct" w:w="5000"/>
         <w:tblLayout w:type="fixed"/>
         <w:tblLook w:firstRow="1" w:lastRow="0" w:firstColumn="0" w:lastColumn="0" w:noHBand="0" w:noVBand="0" w:val="0020"/>
+        <w:tblCaption w:val="Host software deliverables"/>
       </w:tblPr>
       <w:tblGrid>
         <w:gridCol w:w="3960"/>
@@ -19245,8 +18676,8 @@
         <w:t xml:space="preserve">becomes observable from the host.</w:t>
       </w:r>
     </w:p>
-    <w:bookmarkEnd w:id="71"/>
-    <w:bookmarkStart w:id="72" w:name="verification-plan"/>
+    <w:bookmarkEnd w:id="69"/>
+    <w:bookmarkStart w:id="70" w:name="verification-plan"/>
     <w:p>
       <w:pPr>
         <w:pStyle w:val="Heading2"/>
@@ -19295,14 +18726,10 @@
     </w:p>
     <w:p>
       <w:pPr>
-        <w:pStyle w:val="BodyText"/>
-      </w:pPr>
-      <w:r>
-        <w:rPr>
-          <w:b/>
-          <w:bCs/>
-        </w:rPr>
-        <w:t xml:space="preserve">Table 14 – SYSDBG verification plan</w:t>
+        <w:pStyle w:val="Tablecaption0"/>
+      </w:pPr>
+      <w:r>
+        <w:t xml:space="preserve">Table 4-13. SYSDBG verification plan</w:t>
       </w:r>
     </w:p>
     <w:tbl>
@@ -19311,6 +18738,7 @@
         <w:tblW w:type="pct" w:w="5000"/>
         <w:tblLayout w:type="fixed"/>
         <w:tblLook w:firstRow="1" w:lastRow="0" w:firstColumn="0" w:lastColumn="0" w:noHBand="0" w:noVBand="0" w:val="0020"/>
+        <w:tblCaption w:val="SYSDBG verification plan"/>
       </w:tblPr>
       <w:tblGrid>
         <w:gridCol w:w="2640"/>
@@ -20311,9 +19739,9 @@
         <w:t xml:space="preserve">it proves a piece; that step is the first that proves the block.</w:t>
       </w:r>
     </w:p>
-    <w:bookmarkEnd w:id="72"/>
-    <w:bookmarkEnd w:id="73"/>
-    <w:bookmarkStart w:id="76" w:name="integration-into-qsoc"/>
+    <w:bookmarkEnd w:id="70"/>
+    <w:bookmarkEnd w:id="71"/>
+    <w:bookmarkStart w:id="74" w:name="integration-into-qsoc"/>
     <w:p>
       <w:pPr>
         <w:pStyle w:val="Heading1"/>
@@ -20322,7 +19750,7 @@
         <w:t xml:space="preserve">5. Integration into QSOC</w:t>
       </w:r>
     </w:p>
-    <w:bookmarkStart w:id="74" w:name="interfaces-to-agree-with-the-team"/>
+    <w:bookmarkStart w:id="72" w:name="interfaces-to-agree-with-the-team"/>
     <w:p>
       <w:pPr>
         <w:pStyle w:val="Heading2"/>
@@ -20333,14 +19761,10 @@
     </w:p>
     <w:p>
       <w:pPr>
-        <w:pStyle w:val="FirstParagraph"/>
-      </w:pPr>
-      <w:r>
-        <w:rPr>
-          <w:b/>
-          <w:bCs/>
-        </w:rPr>
-        <w:t xml:space="preserve">Table 15 – Interfaces to agree with the team</w:t>
+        <w:pStyle w:val="Tablecaption0"/>
+      </w:pPr>
+      <w:r>
+        <w:t xml:space="preserve">Table 5-1. Interfaces to agree with the team</w:t>
       </w:r>
     </w:p>
     <w:tbl>
@@ -20349,6 +19773,7 @@
         <w:tblW w:type="pct" w:w="5000"/>
         <w:tblLayout w:type="fixed"/>
         <w:tblLook w:firstRow="1" w:lastRow="0" w:firstColumn="0" w:lastColumn="0" w:noHBand="0" w:noVBand="0" w:val="0020"/>
+        <w:tblCaption w:val="Interfaces to agree with the team"/>
       </w:tblPr>
       <w:tblGrid>
         <w:gridCol w:w="2640"/>
@@ -21006,7 +20431,7 @@
               <w:jc w:val="left"/>
             </w:pPr>
             <w:r>
-              <w:t xml:space="preserve">Derived in Table 11;</w:t>
+              <w:t xml:space="preserve">Derived in the window table in 4.11;</w:t>
             </w:r>
             <w:r>
               <w:t xml:space="preserve"> </w:t>
@@ -21069,7 +20494,7 @@
               <w:jc w:val="left"/>
             </w:pPr>
             <w:r>
-              <w:t xml:space="preserve">Table 11 – so the parameters never have to move</w:t>
+              <w:t xml:space="preserve">the window table in 4.11 – so the parameters never have to move</w:t>
             </w:r>
           </w:p>
         </w:tc>
@@ -21200,7 +20625,7 @@
               <w:jc w:val="left"/>
             </w:pPr>
             <w:r>
-              <w:t xml:space="preserve">Table 11 – the main image must start at</w:t>
+              <w:t xml:space="preserve">the window table in 4.11 – the main image must start at</w:t>
             </w:r>
             <w:r>
               <w:t xml:space="preserve"> </w:t>
@@ -21803,8 +21228,8 @@
         </w:tc>
       </w:tr>
     </w:tbl>
-    <w:bookmarkEnd w:id="74"/>
-    <w:bookmarkStart w:id="75" w:name="open-questions"/>
+    <w:bookmarkEnd w:id="72"/>
+    <w:bookmarkStart w:id="73" w:name="open-questions"/>
     <w:p>
       <w:pPr>
         <w:pStyle w:val="Heading2"/>
@@ -22738,7 +22163,7 @@
         <w:t xml:space="preserve"> </w:t>
       </w:r>
       <w:r>
-        <w:t xml:space="preserve">of Table 13 would give</w:t>
+        <w:t xml:space="preserve">of the deliverables table in 4.13 would give</w:t>
       </w:r>
       <w:r>
         <w:t xml:space="preserve"> </w:t>
@@ -23844,9 +23269,9 @@
         <w:t xml:space="preserve">manufacturer ID, only bits 11:1 change and nothing else in this document moves.</w:t>
       </w:r>
     </w:p>
-    <w:bookmarkEnd w:id="75"/>
-    <w:bookmarkEnd w:id="76"/>
-    <w:bookmarkStart w:id="77" w:name="observations"/>
+    <w:bookmarkEnd w:id="73"/>
+    <w:bookmarkEnd w:id="74"/>
+    <w:bookmarkStart w:id="75" w:name="observations"/>
     <w:p>
       <w:pPr>
         <w:pStyle w:val="Heading1"/>
@@ -24139,7 +23564,7 @@
         <w:t xml:space="preserve"> </w:t>
       </w:r>
       <w:r>
-        <w:t xml:space="preserve">learn what a debug module must do, and every block inside Figure 2 is written</w:t>
+        <w:t xml:space="preserve">learn what a debug module must do, and every block inside the figure in section 3 is written</w:t>
       </w:r>
       <w:r>
         <w:t xml:space="preserve"> </w:t>
@@ -24154,8 +23579,8 @@
         <w:t xml:space="preserve">else’s RTL closely enough to know exactly where it stops.</w:t>
       </w:r>
     </w:p>
-    <w:bookmarkEnd w:id="77"/>
-    <w:bookmarkStart w:id="78" w:name="appendix-a.-acronyms"/>
+    <w:bookmarkEnd w:id="75"/>
+    <w:bookmarkStart w:id="76" w:name="appendix-a.-acronyms"/>
     <w:p>
       <w:pPr>
         <w:pStyle w:val="Heading1"/>
@@ -24166,14 +23591,10 @@
     </w:p>
     <w:p>
       <w:pPr>
-        <w:pStyle w:val="FirstParagraph"/>
-      </w:pPr>
-      <w:r>
-        <w:rPr>
-          <w:b/>
-          <w:bCs/>
-        </w:rPr>
-        <w:t xml:space="preserve">Table 16 – Acronyms</w:t>
+        <w:pStyle w:val="Tablecaption0"/>
+      </w:pPr>
+      <w:r>
+        <w:t xml:space="preserve">Table A-1. Acronyms</w:t>
       </w:r>
     </w:p>
     <w:tbl>
@@ -24182,6 +23603,7 @@
         <w:tblW w:type="pct" w:w="5000"/>
         <w:tblLayout w:type="fixed"/>
         <w:tblLook w:firstRow="1" w:lastRow="0" w:firstColumn="0" w:lastColumn="0" w:noHBand="0" w:noVBand="0" w:val="0020"/>
+        <w:tblCaption w:val="Acronyms"/>
       </w:tblPr>
       <w:tblGrid>
         <w:gridCol w:w="3240"/>
@@ -24607,8 +24029,8 @@
         </w:tc>
       </w:tr>
     </w:tbl>
-    <w:bookmarkEnd w:id="78"/>
-    <w:bookmarkStart w:id="79" w:name="appendix-b.-first-review"/>
+    <w:bookmarkEnd w:id="76"/>
+    <w:bookmarkStart w:id="77" w:name="appendix-b.-first-review"/>
     <w:p>
       <w:pPr>
         <w:pStyle w:val="Heading1"/>
@@ -24728,8 +24150,8 @@
         </w:tc>
       </w:tr>
     </w:tbl>
-    <w:bookmarkEnd w:id="79"/>
-    <w:bookmarkStart w:id="81" w:name="appendix-c.-references"/>
+    <w:bookmarkEnd w:id="77"/>
+    <w:bookmarkStart w:id="79" w:name="appendix-c.-references"/>
     <w:p>
       <w:pPr>
         <w:pStyle w:val="Heading1"/>
@@ -24789,7 +24211,7 @@
       <w:r>
         <w:t xml:space="preserve"> </w:t>
       </w:r>
-      <w:hyperlink r:id="rId28">
+      <w:hyperlink r:id="rId26">
         <w:r>
           <w:rPr>
             <w:rStyle w:val="Hyperlink"/>
@@ -25078,7 +24500,7 @@
       <w:r>
         <w:t xml:space="preserve"> </w:t>
       </w:r>
-      <w:hyperlink r:id="rId80">
+      <w:hyperlink r:id="rId78">
         <w:r>
           <w:rPr>
             <w:rStyle w:val="Hyperlink"/>
@@ -25183,7 +24605,7 @@
         <w:t xml:space="preserve">– the companion specification for the author’s second block</w:t>
       </w:r>
     </w:p>
-    <w:bookmarkEnd w:id="81"/>
+    <w:bookmarkEnd w:id="79"/>
     <w:sectPr>
       <w:headerReference r:id="rId11" w:type="default"/>
       <w:footerReference r:id="rId12" w:type="even"/>

--- a/doc/QNSC_SYSDBG_MAS.docx
+++ b/doc/QNSC_SYSDBG_MAS.docx
@@ -283,7 +283,7 @@
             <w:jc w:val="left"/>
           </w:pPr>
           <w:r>
-            <w:t xml:space="preserve">Figure 9-1. What one bus port can and cannot reach</w:t>
+            <w:t xml:space="preserve">Figure 9-1. What one bus port reaches</w:t>
           </w:r>
         </w:p>
       </w:sdtContent>
@@ -7642,9 +7642,9 @@
       <w:r>
         <w:drawing>
           <wp:inline>
-            <wp:extent cx="5669280" cy="4693201"/>
+            <wp:extent cx="5669280" cy="3845060"/>
             <wp:effectExtent b="0" l="0" r="0" t="0"/>
-            <wp:docPr descr="What one bus port can and cannot reach" title="" id="52" name="Picture"/>
+            <wp:docPr descr="What one bus port reaches" title="" id="52" name="Picture"/>
             <a:graphic>
               <a:graphicData uri="http://schemas.openxmlformats.org/drawingml/2006/picture">
                 <pic:pic>
@@ -7663,7 +7663,7 @@
                   <pic:spPr bwMode="auto">
                     <a:xfrm>
                       <a:off x="0" y="0"/>
-                      <a:ext cx="5669280" cy="4693201"/>
+                      <a:ext cx="5669280" cy="3845060"/>
                     </a:xfrm>
                     <a:prstGeom prst="rect">
                       <a:avLst/>
@@ -7688,7 +7688,7 @@
         <w:jc w:val="left"/>
       </w:pPr>
       <w:r>
-        <w:t xml:space="preserve">Figure 9-1. What one bus port can and cannot reach</w:t>
+        <w:t xml:space="preserve">Figure 9-1. What one bus port reaches</w:t>
       </w:r>
     </w:p>
     <w:p>

--- a/doc/QNSC_SYSDBG_MAS.docx
+++ b/doc/QNSC_SYSDBG_MAS.docx
@@ -5823,13 +5823,7 @@
         <w:t xml:space="preserve"> </w:t>
       </w:r>
       <w:r>
-        <w:t xml:space="preserve">forever – and a debugger that hangs takes with it the only tool for finding out</w:t>
-      </w:r>
-      <w:r>
-        <w:t xml:space="preserve"> </w:t>
-      </w:r>
-      <w:r>
-        <w:t xml:space="preserve">why. The tempting fix is to give up after</w:t>
+        <w:t xml:space="preserve">forever. Giving up after</w:t>
       </w:r>
       <w:r>
         <w:t xml:space="preserve"> </w:t>
@@ -5844,7 +5838,7 @@
         <w:t xml:space="preserve"> </w:t>
       </w:r>
       <w:r>
-        <w:t xml:space="preserve">and return</w:t>
+        <w:t xml:space="preserve">and returning</w:t>
       </w:r>
       <w:r>
         <w:t xml:space="preserve"> </w:t>
@@ -5856,7 +5850,10 @@
         <w:t xml:space="preserve">ERROR</w:t>
       </w:r>
       <w:r>
-        <w:t xml:space="preserve">.</w:t>
+        <w:t xml:space="preserve"> </w:t>
+      </w:r>
+      <w:r>
+        <w:t xml:space="preserve">looks like the fix and</w:t>
       </w:r>
       <w:r>
         <w:t xml:space="preserve"> </w:t>
@@ -5866,27 +5863,59 @@
           <w:b/>
           <w:bCs/>
         </w:rPr>
-        <w:t xml:space="preserve">That is</w:t>
+        <w:t xml:space="preserve">is wrong</w:t>
+      </w:r>
+      <w:r>
+        <w:t xml:space="preserve">: no bus here – AXI, TL-UL or</w:t>
+      </w:r>
+      <w:r>
+        <w:t xml:space="preserve"> </w:t>
+      </w:r>
+      <w:r>
+        <w:rPr>
+          <w:rStyle w:val="VerbatimChar"/>
+        </w:rPr>
+        <w:t xml:space="preserve">req</w:t>
+      </w:r>
+      <w:r>
+        <w:t xml:space="preserve">/</w:t>
+      </w:r>
+      <w:r>
+        <w:rPr>
+          <w:rStyle w:val="VerbatimChar"/>
+        </w:rPr>
+        <w:t xml:space="preserve">gnt</w:t>
+      </w:r>
+      <w:r>
+        <w:t xml:space="preserve"> </w:t>
+      </w:r>
+      <w:r>
+        <w:t xml:space="preserve">– can cancel a granted request,</w:t>
+      </w:r>
+      <w:r>
+        <w:t xml:space="preserve"> </w:t>
+      </w:r>
+      <w:r>
+        <w:t xml:space="preserve">so the response still arrives and would be</w:t>
+      </w:r>
+      <w:r>
+        <w:t xml:space="preserve"> </w:t>
       </w:r>
       <w:r>
         <w:rPr>
           <w:b/>
           <w:bCs/>
         </w:rPr>
-        <w:t xml:space="preserve"> </w:t>
-      </w:r>
-      <w:r>
-        <w:rPr>
-          <w:b/>
-          <w:bCs/>
-        </w:rPr>
-        <w:t xml:space="preserve">wrong, and quietly so:</w:t>
-      </w:r>
-      <w:r>
-        <w:t xml:space="preserve"> </w:t>
-      </w:r>
-      <w:r>
-        <w:t xml:space="preserve">neither AXI, nor TL-UL, nor a</w:t>
+        <w:t xml:space="preserve">attached to the next command</w:t>
+      </w:r>
+      <w:r>
+        <w:t xml:space="preserve">. The host</w:t>
+      </w:r>
+      <w:r>
+        <w:t xml:space="preserve"> </w:t>
+      </w:r>
+      <w:r>
+        <w:t xml:space="preserve">would get data from an address it never asked about, with</w:t>
       </w:r>
       <w:r>
         <w:t xml:space="preserve"> </w:t>
@@ -5895,80 +5924,10 @@
         <w:rPr>
           <w:rStyle w:val="VerbatimChar"/>
         </w:rPr>
-        <w:t xml:space="preserve">req</w:t>
-      </w:r>
-      <w:r>
-        <w:t xml:space="preserve">/</w:t>
-      </w:r>
-      <w:r>
-        <w:rPr>
-          <w:rStyle w:val="VerbatimChar"/>
-        </w:rPr>
-        <w:t xml:space="preserve">gnt</w:t>
-      </w:r>
-      <w:r>
-        <w:t xml:space="preserve"> </w:t>
-      </w:r>
-      <w:r>
-        <w:t xml:space="preserve">bus can cancel a</w:t>
-      </w:r>
-      <w:r>
-        <w:t xml:space="preserve"> </w:t>
-      </w:r>
-      <w:r>
-        <w:t xml:space="preserve">granted request. A block that stops waiting still has a response coming, and it</w:t>
-      </w:r>
-      <w:r>
-        <w:t xml:space="preserve"> </w:t>
-      </w:r>
-      <w:r>
-        <w:t xml:space="preserve">would be delivered to the</w:t>
-      </w:r>
-      <w:r>
-        <w:t xml:space="preserve"> </w:t>
-      </w:r>
-      <w:r>
-        <w:rPr>
-          <w:b/>
-          <w:bCs/>
-        </w:rPr>
-        <w:t xml:space="preserve">next</w:t>
-      </w:r>
-      <w:r>
-        <w:t xml:space="preserve"> </w:t>
-      </w:r>
-      <w:r>
-        <w:t xml:space="preserve">command – the host receiving data from an</w:t>
-      </w:r>
-      <w:r>
-        <w:t xml:space="preserve"> </w:t>
-      </w:r>
-      <w:r>
-        <w:t xml:space="preserve">address it never asked about, with</w:t>
-      </w:r>
-      <w:r>
-        <w:t xml:space="preserve"> </w:t>
-      </w:r>
-      <w:r>
-        <w:rPr>
-          <w:rStyle w:val="VerbatimChar"/>
-        </w:rPr>
         <w:t xml:space="preserve">status = OK</w:t>
       </w:r>
       <w:r>
-        <w:t xml:space="preserve">. A silent wrong answer from the</w:t>
-      </w:r>
-      <w:r>
-        <w:t xml:space="preserve"> </w:t>
-      </w:r>
-      <w:r>
-        <w:t xml:space="preserve">debugger is worse than a visible stall, because every conclusion drawn after it is</w:t>
-      </w:r>
-      <w:r>
-        <w:t xml:space="preserve"> </w:t>
-      </w:r>
-      <w:r>
-        <w:t xml:space="preserve">also wrong.</w:t>
+        <w:t xml:space="preserve">.</w:t>
       </w:r>
     </w:p>
     <w:p>

--- a/doc/QNSC_SYSDBG_MAS.docx
+++ b/doc/QNSC_SYSDBG_MAS.docx
@@ -9760,7 +9760,7 @@
               <w:t xml:space="preserve"> </w:t>
             </w:r>
             <w:r>
-              <w:t xml:space="preserve">register region from the HAS memory map and</w:t>
+              <w:t xml:space="preserve">register region from HAS Table 7-1 (already gone from</w:t>
             </w:r>
             <w:r>
               <w:t xml:space="preserve"> </w:t>
@@ -9770,6 +9770,9 @@
                 <w:rStyle w:val="VerbatimChar"/>
               </w:rPr>
               <w:t xml:space="preserve">qsoc_contract.yml</w:t>
+            </w:r>
+            <w:r>
+              <w:t xml:space="preserve">)</w:t>
             </w:r>
           </w:p>
         </w:tc>

--- a/doc/QNSC_SYSDBG_MAS.docx
+++ b/doc/QNSC_SYSDBG_MAS.docx
@@ -5234,7 +5234,22 @@
         <w:jc w:val="left"/>
       </w:pPr>
       <w:r>
-        <w:t xml:space="preserve">Halt, resume, set breakpoints, read and write.</w:t>
+        <w:t xml:space="preserve">Halt, resume, single-step,</w:t>
+      </w:r>
+      <w:r>
+        <w:t xml:space="preserve"> </w:t>
+      </w:r>
+      <w:r>
+        <w:rPr>
+          <w:rStyle w:val="VerbatimChar"/>
+        </w:rPr>
+        <w:t xml:space="preserve">ebreak</w:t>
+      </w:r>
+      <w:r>
+        <w:t xml:space="preserve"> </w:t>
+      </w:r>
+      <w:r>
+        <w:t xml:space="preserve">in RAM, read and write.</w:t>
       </w:r>
     </w:p>
     <w:p>
@@ -5272,6 +5287,50 @@
       </w:r>
       <w:r>
         <w:t xml:space="preserve">.</w:t>
+      </w:r>
+    </w:p>
+    <w:p>
+      <w:pPr>
+        <w:pStyle w:val="FirstParagraph"/>
+      </w:pPr>
+      <w:r>
+        <w:t xml:space="preserve">To debug the ROM bootloader from its first instruction: debug boot, halt before</w:t>
+      </w:r>
+      <w:r>
+        <w:t xml:space="preserve"> </w:t>
+      </w:r>
+      <w:r>
+        <w:t xml:space="preserve">the first instruction (step 4), write</w:t>
+      </w:r>
+      <w:r>
+        <w:t xml:space="preserve"> </w:t>
+      </w:r>
+      <w:r>
+        <w:rPr>
+          <w:rStyle w:val="VerbatimChar"/>
+        </w:rPr>
+        <w:t xml:space="preserve">dpc = 0x0000_0080</w:t>
+      </w:r>
+      <w:r>
+        <w:t xml:space="preserve"> </w:t>
+      </w:r>
+      <w:r>
+        <w:t xml:space="preserve">with a sequence, then</w:t>
+      </w:r>
+      <w:r>
+        <w:t xml:space="preserve"> </w:t>
+      </w:r>
+      <w:r>
+        <w:t xml:space="preserve">single-step (</w:t>
+      </w:r>
+      <w:r>
+        <w:rPr>
+          <w:rStyle w:val="VerbatimChar"/>
+        </w:rPr>
+        <w:t xml:space="preserve">dcsr.step</w:t>
+      </w:r>
+      <w:r>
+        <w:t xml:space="preserve">) or resume. No hardware trigger is needed.</w:t>
       </w:r>
     </w:p>
     <w:bookmarkEnd w:id="40"/>
@@ -6159,7 +6218,7 @@
       <w:r>
         <w:drawing>
           <wp:inline>
-            <wp:extent cx="5727700" cy="2327210"/>
+            <wp:extent cx="5727700" cy="2911669"/>
             <wp:effectExtent b="0" l="0" r="0" t="0"/>
             <wp:docPr descr="Read handshake" title="" id="44" name="Picture"/>
             <a:graphic>
@@ -6180,7 +6239,7 @@
                   <pic:spPr bwMode="auto">
                     <a:xfrm>
                       <a:off x="0" y="0"/>
-                      <a:ext cx="5727700" cy="2327210"/>
+                      <a:ext cx="5727700" cy="2911669"/>
                     </a:xfrm>
                     <a:prstGeom prst="rect">
                       <a:avLst/>
@@ -8655,19 +8714,37 @@
               <w:t xml:space="preserve">dret</w:t>
             </w:r>
             <w:r>
-              <w:t xml:space="preserve">, stepping, breakpoints</w:t>
-            </w:r>
-          </w:p>
-        </w:tc>
-        <w:tc>
-          <w:tcPr/>
-          <w:p>
-            <w:pPr>
-              <w:pStyle w:val="Compact"/>
-              <w:jc w:val="left"/>
-            </w:pPr>
-            <w:r>
-              <w:t xml:space="preserve">Ibex, driven by code in the debug window</w:t>
+              <w:t xml:space="preserve">, stepping,</w:t>
+            </w:r>
+            <w:r>
+              <w:t xml:space="preserve"> </w:t>
+            </w:r>
+            <w:r>
+              <w:rPr>
+                <w:rStyle w:val="VerbatimChar"/>
+              </w:rPr>
+              <w:t xml:space="preserve">ebreak</w:t>
+            </w:r>
+          </w:p>
+        </w:tc>
+        <w:tc>
+          <w:tcPr/>
+          <w:p>
+            <w:pPr>
+              <w:pStyle w:val="Compact"/>
+              <w:jc w:val="left"/>
+            </w:pPr>
+            <w:r>
+              <w:t xml:space="preserve">Ibex, driven by code in the debug window. No hardware triggers (</w:t>
+            </w:r>
+            <w:r>
+              <w:rPr>
+                <w:rStyle w:val="VerbatimChar"/>
+              </w:rPr>
+              <w:t xml:space="preserve">DbgTriggerEn = 0</w:t>
+            </w:r>
+            <w:r>
+              <w:t xml:space="preserve">)</w:t>
             </w:r>
           </w:p>
         </w:tc>
@@ -9505,7 +9582,7 @@
               <w:rPr>
                 <w:rStyle w:val="VerbatimChar"/>
               </w:rPr>
-              <w:t xml:space="preserve">DmBaseAddr = 0x2000_0000</w:t>
+              <w:t xml:space="preserve">DmHaltAddr = 0x2000_0800</w:t>
             </w:r>
             <w:r>
               <w:t xml:space="preserve">,</w:t>
@@ -9517,31 +9594,34 @@
               <w:rPr>
                 <w:rStyle w:val="VerbatimChar"/>
               </w:rPr>
-              <w:t xml:space="preserve">DmAddrMask = 0x0000_0FFF</w:t>
-            </w:r>
-            <w:r>
-              <w:t xml:space="preserve">,</w:t>
-            </w:r>
-            <w:r>
-              <w:t xml:space="preserve"> </w:t>
-            </w:r>
-            <w:r>
-              <w:rPr>
-                <w:rStyle w:val="VerbatimChar"/>
-              </w:rPr>
-              <w:t xml:space="preserve">DmHaltAddr = 0x2000_0800</w:t>
-            </w:r>
-            <w:r>
-              <w:t xml:space="preserve">,</w:t>
-            </w:r>
-            <w:r>
-              <w:t xml:space="preserve"> </w:t>
-            </w:r>
-            <w:r>
-              <w:rPr>
-                <w:rStyle w:val="VerbatimChar"/>
-              </w:rPr>
               <w:t xml:space="preserve">DmExceptionAddr = 0x2000_0810</w:t>
+            </w:r>
+            <w:r>
+              <w:t xml:space="preserve">.</w:t>
+            </w:r>
+            <w:r>
+              <w:t xml:space="preserve"> </w:t>
+            </w:r>
+            <w:r>
+              <w:rPr>
+                <w:rStyle w:val="VerbatimChar"/>
+              </w:rPr>
+              <w:t xml:space="preserve">DmBaseAddr</w:t>
+            </w:r>
+            <w:r>
+              <w:t xml:space="preserve">/</w:t>
+            </w:r>
+            <w:r>
+              <w:rPr>
+                <w:rStyle w:val="VerbatimChar"/>
+              </w:rPr>
+              <w:t xml:space="preserve">DmAddrMask</w:t>
+            </w:r>
+            <w:r>
+              <w:t xml:space="preserve"> </w:t>
+            </w:r>
+            <w:r>
+              <w:t xml:space="preserve">act only with PMP, which is off</w:t>
             </w:r>
           </w:p>
         </w:tc>
@@ -9588,49 +9668,7 @@
               <w:t xml:space="preserve"> </w:t>
             </w:r>
             <w:r>
-              <w:t xml:space="preserve">(</w:t>
-            </w:r>
-            <w:r>
-              <w:rPr>
-                <w:rStyle w:val="VerbatimChar"/>
-              </w:rPr>
-              <w:t xml:space="preserve">ibex_mubi_t</w:t>
-            </w:r>
-            <w:r>
-              <w:t xml:space="preserve">) on whenever the CPU reset is released</w:t>
-            </w:r>
-          </w:p>
-        </w:tc>
-        <w:tc>
-          <w:tcPr/>
-          <w:p>
-            <w:pPr>
-              <w:pStyle w:val="Compact"/>
-              <w:jc w:val="left"/>
-            </w:pPr>
-            <w:r>
-              <w:t xml:space="preserve">CPU owner,</w:t>
-            </w:r>
-            <w:r>
-              <w:t xml:space="preserve"> </w:t>
-            </w:r>
-            <w:r>
-              <w:rPr>
-                <w:rStyle w:val="VerbatimChar"/>
-              </w:rPr>
-              <w:t xml:space="preserve">SCRC</w:t>
-            </w:r>
-          </w:p>
-        </w:tc>
-        <w:tc>
-          <w:tcPr/>
-          <w:p>
-            <w:pPr>
-              <w:pStyle w:val="Compact"/>
-              <w:jc w:val="left"/>
-            </w:pPr>
-            <w:r>
-              <w:t xml:space="preserve">Open. Proposed: tie to</w:t>
+              <w:t xml:space="preserve">tied to</w:t>
             </w:r>
             <w:r>
               <w:t xml:space="preserve"> </w:t>
@@ -9640,6 +9678,42 @@
                 <w:rStyle w:val="VerbatimChar"/>
               </w:rPr>
               <w:t xml:space="preserve">IbexMuBiOn</w:t>
+            </w:r>
+            <w:r>
+              <w:t xml:space="preserve">. The CPU is held by reset (</w:t>
+            </w:r>
+            <w:r>
+              <w:rPr>
+                <w:rStyle w:val="VerbatimChar"/>
+              </w:rPr>
+              <w:t xml:space="preserve">o_cpu_hold</w:t>
+            </w:r>
+            <w:r>
+              <w:t xml:space="preserve">), not by fetch enable</w:t>
+            </w:r>
+          </w:p>
+        </w:tc>
+        <w:tc>
+          <w:tcPr/>
+          <w:p>
+            <w:pPr>
+              <w:pStyle w:val="Compact"/>
+              <w:jc w:val="left"/>
+            </w:pPr>
+            <w:r>
+              <w:t xml:space="preserve">CPU owner</w:t>
+            </w:r>
+          </w:p>
+        </w:tc>
+        <w:tc>
+          <w:tcPr/>
+          <w:p>
+            <w:pPr>
+              <w:pStyle w:val="Compact"/>
+              <w:jc w:val="left"/>
+            </w:pPr>
+            <w:r>
+              <w:t xml:space="preserve">Debug boot; a second hold would need its own release</w:t>
             </w:r>
           </w:p>
         </w:tc>

--- a/doc/QNSC_SYSDBG_MAS.docx
+++ b/doc/QNSC_SYSDBG_MAS.docx
@@ -64,16 +64,6 @@
           </w:pPr>
           <w:r>
             <w:t xml:space="preserve">Table of Tables</w:t>
-          </w:r>
-        </w:p>
-        <w:p>
-          <w:pPr>
-            <w:pStyle w:val="TOC1"/>
-            <w:ind w:left="180"/>
-            <w:jc w:val="left"/>
-          </w:pPr>
-          <w:r>
-            <w:t xml:space="preserve">Table 3-1. SYSDBG clock and reset domains</w:t>
           </w:r>
         </w:p>
         <w:p>
@@ -153,7 +143,7 @@
             <w:jc w:val="left"/>
           </w:pPr>
           <w:r>
-            <w:t xml:space="preserve">Table 7-4. Crossing signals</w:t>
+            <w:t xml:space="preserve">Table 7-4. Crossing signals and constraints</w:t>
           </w:r>
         </w:p>
         <w:p>
@@ -163,17 +153,7 @@
             <w:jc w:val="left"/>
           </w:pPr>
           <w:r>
-            <w:t xml:space="preserve">Table 7-5. CDC timing constraints</w:t>
-          </w:r>
-        </w:p>
-        <w:p>
-          <w:pPr>
-            <w:pStyle w:val="TOC1"/>
-            <w:ind w:left="180"/>
-            <w:jc w:val="left"/>
-          </w:pPr>
-          <w:r>
-            <w:t xml:space="preserve">Table 7-6. Debug window layout</w:t>
+            <w:t xml:space="preserve">Table 7-5. Debug window layout</w:t>
           </w:r>
         </w:p>
         <w:p>
@@ -932,372 +912,98 @@
     </w:p>
     <w:p>
       <w:pPr>
-        <w:pStyle w:val="Tablecaption0"/>
-      </w:pPr>
-      <w:r>
-        <w:t xml:space="preserve">Table 3-1. SYSDBG clock and reset domains</w:t>
-      </w:r>
-    </w:p>
-    <w:tbl>
-      <w:tblPr>
-        <w:tblStyle w:val="TableGrid"/>
-        <w:tblW w:type="pct" w:w="5000"/>
-        <w:tblLayout w:type="fixed"/>
-        <w:tblLook w:firstRow="1" w:lastRow="0" w:firstColumn="0" w:lastColumn="0" w:noHBand="0" w:noVBand="0" w:val="0020"/>
-        <w:tblCaption w:val="SYSDBG clock and reset domains"/>
-      </w:tblPr>
-      <w:tblGrid>
-        <w:gridCol w:w="1980"/>
-        <w:gridCol w:w="1980"/>
-        <w:gridCol w:w="1980"/>
-        <w:gridCol w:w="1980"/>
-      </w:tblGrid>
-      <w:tr>
-        <w:trPr>
-          <w:tblHeader w:val="on"/>
-        </w:trPr>
-        <w:tc>
-          <w:tcPr/>
-          <w:p>
-            <w:pPr>
-              <w:pStyle w:val="Compact"/>
-              <w:jc w:val="left"/>
-            </w:pPr>
-            <w:r>
-              <w:t xml:space="preserve">Domain</w:t>
-            </w:r>
-          </w:p>
-        </w:tc>
-        <w:tc>
-          <w:tcPr/>
-          <w:p>
-            <w:pPr>
-              <w:pStyle w:val="Compact"/>
-              <w:jc w:val="left"/>
-            </w:pPr>
-            <w:r>
-              <w:t xml:space="preserve">Clock</w:t>
-            </w:r>
-          </w:p>
-        </w:tc>
-        <w:tc>
-          <w:tcPr/>
-          <w:p>
-            <w:pPr>
-              <w:pStyle w:val="Compact"/>
-              <w:jc w:val="left"/>
-            </w:pPr>
-            <w:r>
-              <w:t xml:space="preserve">Reset</w:t>
-            </w:r>
-          </w:p>
-        </w:tc>
-        <w:tc>
-          <w:tcPr/>
-          <w:p>
-            <w:pPr>
-              <w:pStyle w:val="Compact"/>
-              <w:jc w:val="left"/>
-            </w:pPr>
-            <w:r>
-              <w:t xml:space="preserve">Contents</w:t>
-            </w:r>
-          </w:p>
-        </w:tc>
-      </w:tr>
-      <w:tr>
-        <w:tc>
-          <w:tcPr/>
-          <w:p>
-            <w:pPr>
-              <w:pStyle w:val="Compact"/>
-              <w:jc w:val="left"/>
-            </w:pPr>
-            <w:r>
-              <w:t xml:space="preserve">TCK</w:t>
-            </w:r>
-          </w:p>
-        </w:tc>
-        <w:tc>
-          <w:tcPr/>
-          <w:p>
-            <w:pPr>
-              <w:pStyle w:val="Compact"/>
-              <w:jc w:val="left"/>
-            </w:pPr>
-            <w:r>
-              <w:rPr>
-                <w:rStyle w:val="VerbatimChar"/>
-              </w:rPr>
-              <w:t xml:space="preserve">i_jtag_tck</w:t>
-            </w:r>
-          </w:p>
-        </w:tc>
-        <w:tc>
-          <w:tcPr/>
-          <w:p>
-            <w:pPr>
-              <w:pStyle w:val="Compact"/>
-              <w:jc w:val="left"/>
-            </w:pPr>
-            <w:r>
-              <w:rPr>
-                <w:rStyle w:val="VerbatimChar"/>
-              </w:rPr>
-              <w:t xml:space="preserve">i_jtag_trst_n</w:t>
-            </w:r>
-            <w:r>
-              <w:t xml:space="preserve"> </w:t>
-            </w:r>
-            <w:r>
-              <w:t xml:space="preserve">AND</w:t>
-            </w:r>
-            <w:r>
-              <w:t xml:space="preserve"> </w:t>
-            </w:r>
-            <w:r>
-              <w:rPr>
-                <w:rStyle w:val="VerbatimChar"/>
-              </w:rPr>
-              <w:t xml:space="preserve">i_rst_n_por</w:t>
-            </w:r>
-          </w:p>
-        </w:tc>
-        <w:tc>
-          <w:tcPr/>
-          <w:p>
-            <w:pPr>
-              <w:pStyle w:val="Compact"/>
-              <w:jc w:val="left"/>
-            </w:pPr>
-            <w:r>
-              <w:t xml:space="preserve">TAP FSM, IR, data registers,</w:t>
-            </w:r>
-            <w:r>
-              <w:t xml:space="preserve"> </w:t>
-            </w:r>
-            <w:r>
-              <w:rPr>
-                <w:rStyle w:val="VerbatimChar"/>
-              </w:rPr>
-              <w:t xml:space="preserve">read_req</w:t>
-            </w:r>
-            <w:r>
-              <w:t xml:space="preserve">,</w:t>
-            </w:r>
-            <w:r>
-              <w:t xml:space="preserve"> </w:t>
-            </w:r>
-            <w:r>
-              <w:rPr>
-                <w:rStyle w:val="VerbatimChar"/>
-              </w:rPr>
-              <w:t xml:space="preserve">write_req</w:t>
-            </w:r>
-          </w:p>
-        </w:tc>
-      </w:tr>
-      <w:tr>
-        <w:tc>
-          <w:tcPr/>
-          <w:p>
-            <w:pPr>
-              <w:pStyle w:val="Compact"/>
-              <w:jc w:val="left"/>
-            </w:pPr>
-            <w:r>
-              <w:t xml:space="preserve">AXI</w:t>
-            </w:r>
-          </w:p>
-        </w:tc>
-        <w:tc>
-          <w:tcPr/>
-          <w:p>
-            <w:pPr>
-              <w:pStyle w:val="Compact"/>
-              <w:jc w:val="left"/>
-            </w:pPr>
-            <w:r>
-              <w:rPr>
-                <w:rStyle w:val="VerbatimChar"/>
-              </w:rPr>
-              <w:t xml:space="preserve">i_clk_cpu</w:t>
-            </w:r>
-          </w:p>
-        </w:tc>
-        <w:tc>
-          <w:tcPr/>
-          <w:p>
-            <w:pPr>
-              <w:pStyle w:val="Compact"/>
-              <w:jc w:val="left"/>
-            </w:pPr>
-            <w:r>
-              <w:rPr>
-                <w:rStyle w:val="VerbatimChar"/>
-              </w:rPr>
-              <w:t xml:space="preserve">i_rst_n_sysbus</w:t>
-            </w:r>
-          </w:p>
-        </w:tc>
-        <w:tc>
-          <w:tcPr/>
-          <w:p>
-            <w:pPr>
-              <w:pStyle w:val="Compact"/>
-              <w:jc w:val="left"/>
-            </w:pPr>
-            <w:r>
-              <w:t xml:space="preserve">AXI manager,</w:t>
-            </w:r>
-            <w:r>
-              <w:t xml:space="preserve"> </w:t>
-            </w:r>
-            <w:r>
-              <w:rPr>
-                <w:rStyle w:val="VerbatimChar"/>
-              </w:rPr>
-              <w:t xml:space="preserve">rdata_reg</w:t>
-            </w:r>
-            <w:r>
-              <w:t xml:space="preserve">,</w:t>
-            </w:r>
-            <w:r>
-              <w:t xml:space="preserve"> </w:t>
-            </w:r>
-            <w:r>
-              <w:rPr>
-                <w:rStyle w:val="VerbatimChar"/>
-              </w:rPr>
-              <w:t xml:space="preserve">resp_reg</w:t>
-            </w:r>
-            <w:r>
-              <w:t xml:space="preserve">,</w:t>
-            </w:r>
-            <w:r>
-              <w:t xml:space="preserve"> </w:t>
-            </w:r>
-            <w:r>
-              <w:rPr>
-                <w:rStyle w:val="VerbatimChar"/>
-              </w:rPr>
-              <w:t xml:space="preserve">read_ack</w:t>
-            </w:r>
-            <w:r>
-              <w:t xml:space="preserve">,</w:t>
-            </w:r>
-            <w:r>
-              <w:t xml:space="preserve"> </w:t>
-            </w:r>
-            <w:r>
-              <w:rPr>
-                <w:rStyle w:val="VerbatimChar"/>
-              </w:rPr>
-              <w:t xml:space="preserve">write_ack</w:t>
-            </w:r>
-          </w:p>
-        </w:tc>
-      </w:tr>
-      <w:tr>
-        <w:tc>
-          <w:tcPr/>
-          <w:p>
-            <w:pPr>
-              <w:pStyle w:val="Compact"/>
-              <w:jc w:val="left"/>
-            </w:pPr>
-            <w:r>
-              <w:t xml:space="preserve">System</w:t>
-            </w:r>
-          </w:p>
-        </w:tc>
-        <w:tc>
-          <w:tcPr/>
-          <w:p>
-            <w:pPr>
-              <w:pStyle w:val="Compact"/>
-              <w:jc w:val="left"/>
-            </w:pPr>
-            <w:r>
-              <w:rPr>
-                <w:rStyle w:val="VerbatimChar"/>
-              </w:rPr>
-              <w:t xml:space="preserve">i_clk_cpu</w:t>
-            </w:r>
-          </w:p>
-        </w:tc>
-        <w:tc>
-          <w:tcPr/>
-          <w:p>
-            <w:pPr>
-              <w:pStyle w:val="Compact"/>
-              <w:jc w:val="left"/>
-            </w:pPr>
-            <w:r>
-              <w:rPr>
-                <w:rStyle w:val="VerbatimChar"/>
-              </w:rPr>
-              <w:t xml:space="preserve">i_rst_n_por</w:t>
-            </w:r>
-          </w:p>
-        </w:tc>
-        <w:tc>
-          <w:tcPr/>
-          <w:p>
-            <w:pPr>
-              <w:pStyle w:val="Compact"/>
-              <w:jc w:val="left"/>
-            </w:pPr>
-            <w:r>
-              <w:rPr>
-                <w:rStyle w:val="VerbatimChar"/>
-              </w:rPr>
-              <w:t xml:space="preserve">DBG_EN</w:t>
-            </w:r>
-            <w:r>
-              <w:t xml:space="preserve"> </w:t>
-            </w:r>
-            <w:r>
-              <w:t xml:space="preserve">capture,</w:t>
-            </w:r>
-            <w:r>
-              <w:t xml:space="preserve"> </w:t>
-            </w:r>
-            <w:r>
-              <w:rPr>
-                <w:rStyle w:val="VerbatimChar"/>
-              </w:rPr>
-              <w:t xml:space="preserve">dbgreq</w:t>
-            </w:r>
-            <w:r>
-              <w:t xml:space="preserve"> </w:t>
-            </w:r>
-            <w:r>
-              <w:t xml:space="preserve">and</w:t>
-            </w:r>
-            <w:r>
-              <w:t xml:space="preserve"> </w:t>
-            </w:r>
-            <w:r>
-              <w:rPr>
-                <w:rStyle w:val="VerbatimChar"/>
-              </w:rPr>
-              <w:t xml:space="preserve">cpu_hold</w:t>
-            </w:r>
-            <w:r>
-              <w:t xml:space="preserve"> </w:t>
-            </w:r>
-            <w:r>
-              <w:t xml:space="preserve">synchronisers</w:t>
-            </w:r>
-          </w:p>
-        </w:tc>
-      </w:tr>
-    </w:tbl>
-    <w:p>
-      <w:pPr>
         <w:pStyle w:val="BodyText"/>
       </w:pPr>
+      <w:r>
+        <w:t xml:space="preserve">Three domains, as labelled in the figure: TCK (</w:t>
+      </w:r>
+      <w:r>
+        <w:rPr>
+          <w:rStyle w:val="VerbatimChar"/>
+        </w:rPr>
+        <w:t xml:space="preserve">i_jtag_tck</w:t>
+      </w:r>
+      <w:r>
+        <w:t xml:space="preserve">, reset</w:t>
+      </w:r>
+      <w:r>
+        <w:t xml:space="preserve"> </w:t>
+      </w:r>
+      <w:r>
+        <w:rPr>
+          <w:rStyle w:val="VerbatimChar"/>
+        </w:rPr>
+        <w:t xml:space="preserve">i_jtag_trst_n</w:t>
+      </w:r>
+      <w:r>
+        <w:t xml:space="preserve"> </w:t>
+      </w:r>
+      <w:r>
+        <w:t xml:space="preserve">AND</w:t>
+      </w:r>
+      <w:r>
+        <w:t xml:space="preserve"> </w:t>
+      </w:r>
+      <w:r>
+        <w:rPr>
+          <w:rStyle w:val="VerbatimChar"/>
+        </w:rPr>
+        <w:t xml:space="preserve">i_rst_n_por</w:t>
+      </w:r>
+      <w:r>
+        <w:t xml:space="preserve">), AXI (</w:t>
+      </w:r>
+      <w:r>
+        <w:rPr>
+          <w:rStyle w:val="VerbatimChar"/>
+        </w:rPr>
+        <w:t xml:space="preserve">i_clk_cpu</w:t>
+      </w:r>
+      <w:r>
+        <w:t xml:space="preserve">, reset</w:t>
+      </w:r>
+      <w:r>
+        <w:t xml:space="preserve"> </w:t>
+      </w:r>
+      <w:r>
+        <w:rPr>
+          <w:rStyle w:val="VerbatimChar"/>
+        </w:rPr>
+        <w:t xml:space="preserve">i_rst_n_sysbus</w:t>
+      </w:r>
+      <w:r>
+        <w:t xml:space="preserve">) and system (</w:t>
+      </w:r>
+      <w:r>
+        <w:rPr>
+          <w:rStyle w:val="VerbatimChar"/>
+        </w:rPr>
+        <w:t xml:space="preserve">i_clk_cpu</w:t>
+      </w:r>
+      <w:r>
+        <w:t xml:space="preserve">,</w:t>
+      </w:r>
+      <w:r>
+        <w:t xml:space="preserve"> </w:t>
+      </w:r>
+      <w:r>
+        <w:t xml:space="preserve">reset</w:t>
+      </w:r>
+      <w:r>
+        <w:t xml:space="preserve"> </w:t>
+      </w:r>
+      <w:r>
+        <w:rPr>
+          <w:rStyle w:val="VerbatimChar"/>
+        </w:rPr>
+        <w:t xml:space="preserve">i_rst_n_por</w:t>
+      </w:r>
+      <w:r>
+        <w:t xml:space="preserve">).</w:t>
+      </w:r>
+      <w:r>
+        <w:t xml:space="preserve"> </w:t>
+      </w:r>
       <w:r>
         <w:rPr>
           <w:rStyle w:val="VerbatimChar"/>
@@ -7222,7 +6928,7 @@
         <w:pStyle w:val="Tablecaption0"/>
       </w:pPr>
       <w:r>
-        <w:t xml:space="preserve">Table 7-4. Crossing signals</w:t>
+        <w:t xml:space="preserve">Table 7-4. Crossing signals and constraints</w:t>
       </w:r>
     </w:p>
     <w:tbl>
@@ -7231,12 +6937,13 @@
         <w:tblW w:type="pct" w:w="5000"/>
         <w:tblLayout w:type="fixed"/>
         <w:tblLook w:firstRow="1" w:lastRow="0" w:firstColumn="0" w:lastColumn="0" w:noHBand="0" w:noVBand="0" w:val="0020"/>
-        <w:tblCaption w:val="Crossing signals"/>
+        <w:tblCaption w:val="Crossing signals and constraints"/>
       </w:tblPr>
       <w:tblGrid>
-        <w:gridCol w:w="2640"/>
-        <w:gridCol w:w="2640"/>
-        <w:gridCol w:w="2640"/>
+        <w:gridCol w:w="1980"/>
+        <w:gridCol w:w="1980"/>
+        <w:gridCol w:w="1980"/>
+        <w:gridCol w:w="1980"/>
       </w:tblGrid>
       <w:tr>
         <w:trPr>
@@ -7278,6 +6985,18 @@
             </w:r>
           </w:p>
         </w:tc>
+        <w:tc>
+          <w:tcPr/>
+          <w:p>
+            <w:pPr>
+              <w:pStyle w:val="Compact"/>
+              <w:jc w:val="left"/>
+            </w:pPr>
+            <w:r>
+              <w:t xml:space="preserve">Constraint</w:t>
+            </w:r>
+          </w:p>
+        </w:tc>
       </w:tr>
       <w:tr>
         <w:tc>
@@ -7340,6 +7059,39 @@
             </w:r>
           </w:p>
         </w:tc>
+        <w:tc>
+          <w:tcPr/>
+          <w:p>
+            <w:pPr>
+              <w:pStyle w:val="Compact"/>
+              <w:jc w:val="left"/>
+            </w:pPr>
+            <w:r>
+              <w:rPr>
+                <w:rStyle w:val="VerbatimChar"/>
+              </w:rPr>
+              <w:t xml:space="preserve">set_max_delay -datapath_only</w:t>
+            </w:r>
+            <w:r>
+              <w:t xml:space="preserve">, one</w:t>
+            </w:r>
+            <w:r>
+              <w:t xml:space="preserve"> </w:t>
+            </w:r>
+            <w:r>
+              <w:rPr>
+                <w:rStyle w:val="VerbatimChar"/>
+              </w:rPr>
+              <w:t xml:space="preserve">i_clk_cpu</w:t>
+            </w:r>
+            <w:r>
+              <w:t xml:space="preserve"> </w:t>
+            </w:r>
+            <w:r>
+              <w:t xml:space="preserve">period, to the first flip-flop</w:t>
+            </w:r>
+          </w:p>
+        </w:tc>
       </w:tr>
       <w:tr>
         <w:tc>
@@ -7402,6 +7154,33 @@
             </w:r>
           </w:p>
         </w:tc>
+        <w:tc>
+          <w:tcPr/>
+          <w:p>
+            <w:pPr>
+              <w:pStyle w:val="Compact"/>
+              <w:jc w:val="left"/>
+            </w:pPr>
+            <w:r>
+              <w:t xml:space="preserve">the same, one</w:t>
+            </w:r>
+            <w:r>
+              <w:t xml:space="preserve"> </w:t>
+            </w:r>
+            <w:r>
+              <w:rPr>
+                <w:rStyle w:val="VerbatimChar"/>
+              </w:rPr>
+              <w:t xml:space="preserve">TCK</w:t>
+            </w:r>
+            <w:r>
+              <w:t xml:space="preserve"> </w:t>
+            </w:r>
+            <w:r>
+              <w:t xml:space="preserve">period</w:t>
+            </w:r>
+          </w:p>
+        </w:tc>
       </w:tr>
       <w:tr>
         <w:tc>
@@ -7485,6 +7264,39 @@
             </w:r>
           </w:p>
         </w:tc>
+        <w:tc>
+          <w:tcPr/>
+          <w:p>
+            <w:pPr>
+              <w:pStyle w:val="Compact"/>
+              <w:jc w:val="left"/>
+            </w:pPr>
+            <w:r>
+              <w:rPr>
+                <w:rStyle w:val="VerbatimChar"/>
+              </w:rPr>
+              <w:t xml:space="preserve">set_max_delay -datapath_only</w:t>
+            </w:r>
+            <w:r>
+              <w:t xml:space="preserve">, one</w:t>
+            </w:r>
+            <w:r>
+              <w:t xml:space="preserve"> </w:t>
+            </w:r>
+            <w:r>
+              <w:rPr>
+                <w:rStyle w:val="VerbatimChar"/>
+              </w:rPr>
+              <w:t xml:space="preserve">i_clk_cpu</w:t>
+            </w:r>
+            <w:r>
+              <w:t xml:space="preserve"> </w:t>
+            </w:r>
+            <w:r>
+              <w:t xml:space="preserve">period</w:t>
+            </w:r>
+          </w:p>
+        </w:tc>
       </w:tr>
       <w:tr>
         <w:tc>
@@ -7562,6 +7374,39 @@
             </w:r>
           </w:p>
         </w:tc>
+        <w:tc>
+          <w:tcPr/>
+          <w:p>
+            <w:pPr>
+              <w:pStyle w:val="Compact"/>
+              <w:jc w:val="left"/>
+            </w:pPr>
+            <w:r>
+              <w:rPr>
+                <w:rStyle w:val="VerbatimChar"/>
+              </w:rPr>
+              <w:t xml:space="preserve">set_max_delay -datapath_only</w:t>
+            </w:r>
+            <w:r>
+              <w:t xml:space="preserve">, one</w:t>
+            </w:r>
+            <w:r>
+              <w:t xml:space="preserve"> </w:t>
+            </w:r>
+            <w:r>
+              <w:rPr>
+                <w:rStyle w:val="VerbatimChar"/>
+              </w:rPr>
+              <w:t xml:space="preserve">TCK</w:t>
+            </w:r>
+            <w:r>
+              <w:t xml:space="preserve"> </w:t>
+            </w:r>
+            <w:r>
+              <w:t xml:space="preserve">period</w:t>
+            </w:r>
+          </w:p>
+        </w:tc>
       </w:tr>
       <w:tr>
         <w:tc>
@@ -7624,126 +7469,15 @@
             </w:r>
           </w:p>
         </w:tc>
-      </w:tr>
-    </w:tbl>
-    <w:p/>
-    <w:p>
-      <w:pPr>
-        <w:pStyle w:val="Tablecaption0"/>
-      </w:pPr>
-      <w:r>
-        <w:t xml:space="preserve">Table 7-5. CDC timing constraints</w:t>
-      </w:r>
-    </w:p>
-    <w:tbl>
-      <w:tblPr>
-        <w:tblStyle w:val="TableGrid"/>
-        <w:tblW w:type="pct" w:w="5000"/>
-        <w:tblLayout w:type="fixed"/>
-        <w:tblLook w:firstRow="1" w:lastRow="0" w:firstColumn="0" w:lastColumn="0" w:noHBand="0" w:noVBand="0" w:val="0020"/>
-        <w:tblCaption w:val="CDC timing constraints"/>
-      </w:tblPr>
-      <w:tblGrid>
-        <w:gridCol w:w="2640"/>
-        <w:gridCol w:w="2640"/>
-        <w:gridCol w:w="2640"/>
-      </w:tblGrid>
-      <w:tr>
-        <w:trPr>
-          <w:tblHeader w:val="on"/>
-        </w:trPr>
-        <w:tc>
-          <w:tcPr/>
-          <w:p>
-            <w:pPr>
-              <w:pStyle w:val="Compact"/>
-              <w:jc w:val="left"/>
-            </w:pPr>
-            <w:r>
-              <w:t xml:space="preserve">From</w:t>
-            </w:r>
-          </w:p>
-        </w:tc>
-        <w:tc>
-          <w:tcPr/>
-          <w:p>
-            <w:pPr>
-              <w:pStyle w:val="Compact"/>
-              <w:jc w:val="left"/>
-            </w:pPr>
-            <w:r>
-              <w:t xml:space="preserve">To</w:t>
-            </w:r>
-          </w:p>
-        </w:tc>
-        <w:tc>
-          <w:tcPr/>
-          <w:p>
-            <w:pPr>
-              <w:pStyle w:val="Compact"/>
-              <w:jc w:val="left"/>
-            </w:pPr>
-            <w:r>
-              <w:t xml:space="preserve">Constraint</w:t>
-            </w:r>
-          </w:p>
-        </w:tc>
-      </w:tr>
-      <w:tr>
-        <w:tc>
-          <w:tcPr/>
-          <w:p>
-            <w:pPr>
-              <w:pStyle w:val="Compact"/>
-              <w:jc w:val="left"/>
-            </w:pPr>
-            <w:r>
-              <w:rPr>
-                <w:rStyle w:val="VerbatimChar"/>
-              </w:rPr>
-              <w:t xml:space="preserve">addr_reg</w:t>
-            </w:r>
-            <w:r>
-              <w:t xml:space="preserve">,</w:t>
-            </w:r>
-            <w:r>
-              <w:t xml:space="preserve"> </w:t>
-            </w:r>
-            <w:r>
-              <w:rPr>
-                <w:rStyle w:val="VerbatimChar"/>
-              </w:rPr>
-              <w:t xml:space="preserve">wdata_reg</w:t>
-            </w:r>
-          </w:p>
-        </w:tc>
-        <w:tc>
-          <w:tcPr/>
-          <w:p>
-            <w:pPr>
-              <w:pStyle w:val="Compact"/>
-              <w:jc w:val="left"/>
-            </w:pPr>
-            <w:r>
-              <w:t xml:space="preserve">AXI domain</w:t>
-            </w:r>
-          </w:p>
-        </w:tc>
-        <w:tc>
-          <w:tcPr/>
-          <w:p>
-            <w:pPr>
-              <w:pStyle w:val="Compact"/>
-              <w:jc w:val="left"/>
-            </w:pPr>
-            <w:r>
-              <w:rPr>
-                <w:rStyle w:val="VerbatimChar"/>
-              </w:rPr>
-              <w:t xml:space="preserve">set_max_delay -datapath_only</w:t>
-            </w:r>
-            <w:r>
-              <w:t xml:space="preserve">, one</w:t>
+        <w:tc>
+          <w:tcPr/>
+          <w:p>
+            <w:pPr>
+              <w:pStyle w:val="Compact"/>
+              <w:jc w:val="left"/>
+            </w:pPr>
+            <w:r>
+              <w:t xml:space="preserve">one</w:t>
             </w:r>
             <w:r>
               <w:t xml:space="preserve"> </w:t>
@@ -7758,125 +7492,7 @@
               <w:t xml:space="preserve"> </w:t>
             </w:r>
             <w:r>
-              <w:t xml:space="preserve">period</w:t>
-            </w:r>
-          </w:p>
-        </w:tc>
-      </w:tr>
-      <w:tr>
-        <w:tc>
-          <w:tcPr/>
-          <w:p>
-            <w:pPr>
-              <w:pStyle w:val="Compact"/>
-              <w:jc w:val="left"/>
-            </w:pPr>
-            <w:r>
-              <w:rPr>
-                <w:rStyle w:val="VerbatimChar"/>
-              </w:rPr>
-              <w:t xml:space="preserve">rdata_reg</w:t>
-            </w:r>
-            <w:r>
-              <w:t xml:space="preserve">,</w:t>
-            </w:r>
-            <w:r>
-              <w:t xml:space="preserve"> </w:t>
-            </w:r>
-            <w:r>
-              <w:rPr>
-                <w:rStyle w:val="VerbatimChar"/>
-              </w:rPr>
-              <w:t xml:space="preserve">resp_reg</w:t>
-            </w:r>
-          </w:p>
-        </w:tc>
-        <w:tc>
-          <w:tcPr/>
-          <w:p>
-            <w:pPr>
-              <w:pStyle w:val="Compact"/>
-              <w:jc w:val="left"/>
-            </w:pPr>
-            <w:r>
-              <w:t xml:space="preserve">TCK domain</w:t>
-            </w:r>
-          </w:p>
-        </w:tc>
-        <w:tc>
-          <w:tcPr/>
-          <w:p>
-            <w:pPr>
-              <w:pStyle w:val="Compact"/>
-              <w:jc w:val="left"/>
-            </w:pPr>
-            <w:r>
-              <w:rPr>
-                <w:rStyle w:val="VerbatimChar"/>
-              </w:rPr>
-              <w:t xml:space="preserve">set_max_delay -datapath_only</w:t>
-            </w:r>
-            <w:r>
-              <w:t xml:space="preserve">, one</w:t>
-            </w:r>
-            <w:r>
-              <w:t xml:space="preserve"> </w:t>
-            </w:r>
-            <w:r>
-              <w:rPr>
-                <w:rStyle w:val="VerbatimChar"/>
-              </w:rPr>
-              <w:t xml:space="preserve">TCK</w:t>
-            </w:r>
-            <w:r>
-              <w:t xml:space="preserve"> </w:t>
-            </w:r>
-            <w:r>
-              <w:t xml:space="preserve">period</w:t>
-            </w:r>
-          </w:p>
-        </w:tc>
-      </w:tr>
-      <w:tr>
-        <w:tc>
-          <w:tcPr/>
-          <w:p>
-            <w:pPr>
-              <w:pStyle w:val="Compact"/>
-              <w:jc w:val="left"/>
-            </w:pPr>
-            <w:r>
-              <w:t xml:space="preserve">Each synchroniser input</w:t>
-            </w:r>
-          </w:p>
-        </w:tc>
-        <w:tc>
-          <w:tcPr/>
-          <w:p>
-            <w:pPr>
-              <w:pStyle w:val="Compact"/>
-              <w:jc w:val="left"/>
-            </w:pPr>
-            <w:r>
-              <w:t xml:space="preserve">First flip-flop</w:t>
-            </w:r>
-          </w:p>
-        </w:tc>
-        <w:tc>
-          <w:tcPr/>
-          <w:p>
-            <w:pPr>
-              <w:pStyle w:val="Compact"/>
-              <w:jc w:val="left"/>
-            </w:pPr>
-            <w:r>
-              <w:rPr>
-                <w:rStyle w:val="VerbatimChar"/>
-              </w:rPr>
-              <w:t xml:space="preserve">set_max_delay -datapath_only</w:t>
-            </w:r>
-            <w:r>
-              <w:t xml:space="preserve">, one period of the receiving clock</w:t>
+              <w:t xml:space="preserve">period, to the first flip-flop</w:t>
             </w:r>
           </w:p>
         </w:tc>
@@ -8222,7 +7838,7 @@
         <w:pStyle w:val="Tablecaption0"/>
       </w:pPr>
       <w:r>
-        <w:t xml:space="preserve">Table 7-6. Debug window layout</w:t>
+        <w:t xml:space="preserve">Table 7-5. Debug window layout</w:t>
       </w:r>
     </w:p>
     <w:tbl>

--- a/doc/QNSC_SYSDBG_MAS.docx
+++ b/doc/QNSC_SYSDBG_MAS.docx
@@ -4694,25 +4694,64 @@
               <w:jc w:val="left"/>
             </w:pPr>
             <w:r>
-              <w:t xml:space="preserve">JTAG pins</w:t>
-            </w:r>
-            <w:r>
-              <w:t xml:space="preserve"> </w:t>
-            </w:r>
-            <w:r>
-              <w:rPr>
-                <w:rStyle w:val="VerbatimChar"/>
-              </w:rPr>
-              <w:t xml:space="preserve">PIN_8</w:t>
-            </w:r>
-            <w:r>
-              <w:t xml:space="preserve">–</w:t>
-            </w:r>
-            <w:r>
-              <w:rPr>
-                <w:rStyle w:val="VerbatimChar"/>
-              </w:rPr>
-              <w:t xml:space="preserve">PIN_12</w:t>
+              <w:t xml:space="preserve">JTAG pads (</w:t>
+            </w:r>
+            <w:r>
+              <w:rPr>
+                <w:rStyle w:val="VerbatimChar"/>
+              </w:rPr>
+              <w:t xml:space="preserve">TCK</w:t>
+            </w:r>
+            <w:r>
+              <w:t xml:space="preserve">,</w:t>
+            </w:r>
+            <w:r>
+              <w:t xml:space="preserve"> </w:t>
+            </w:r>
+            <w:r>
+              <w:rPr>
+                <w:rStyle w:val="VerbatimChar"/>
+              </w:rPr>
+              <w:t xml:space="preserve">TMS</w:t>
+            </w:r>
+            <w:r>
+              <w:t xml:space="preserve">,</w:t>
+            </w:r>
+            <w:r>
+              <w:t xml:space="preserve"> </w:t>
+            </w:r>
+            <w:r>
+              <w:rPr>
+                <w:rStyle w:val="VerbatimChar"/>
+              </w:rPr>
+              <w:t xml:space="preserve">TDI</w:t>
+            </w:r>
+            <w:r>
+              <w:t xml:space="preserve">,</w:t>
+            </w:r>
+            <w:r>
+              <w:t xml:space="preserve"> </w:t>
+            </w:r>
+            <w:r>
+              <w:rPr>
+                <w:rStyle w:val="VerbatimChar"/>
+              </w:rPr>
+              <w:t xml:space="preserve">TDO</w:t>
+            </w:r>
+            <w:r>
+              <w:t xml:space="preserve">,</w:t>
+            </w:r>
+            <w:r>
+              <w:t xml:space="preserve"> </w:t>
+            </w:r>
+            <w:r>
+              <w:rPr>
+                <w:rStyle w:val="VerbatimChar"/>
+              </w:rPr>
+              <w:t xml:space="preserve">TRST_N</w:t>
+            </w:r>
+            <w:r>
+              <w:t xml:space="preserve">)</w:t>
             </w:r>
           </w:p>
         </w:tc>
@@ -8989,7 +9028,7 @@
               <w:t xml:space="preserve"> </w:t>
             </w:r>
             <w:r>
-              <w:t xml:space="preserve">on one of the three no-connect pads, pull-down on the board</w:t>
+              <w:t xml:space="preserve">on a dedicated input pad, pull-down on the board. If no pad is free, it may share a pad whose IO MUX default is an input, since it is sampled only after power-on</w:t>
             </w:r>
           </w:p>
         </w:tc>
@@ -9500,25 +9539,7 @@
               <w:jc w:val="left"/>
             </w:pPr>
             <w:r>
-              <w:rPr>
-                <w:rStyle w:val="VerbatimChar"/>
-              </w:rPr>
-              <w:t xml:space="preserve">PIN_8</w:t>
-            </w:r>
-            <w:r>
-              <w:t xml:space="preserve">–</w:t>
-            </w:r>
-            <w:r>
-              <w:rPr>
-                <w:rStyle w:val="VerbatimChar"/>
-              </w:rPr>
-              <w:t xml:space="preserve">PIN_12</w:t>
-            </w:r>
-            <w:r>
-              <w:t xml:space="preserve"> </w:t>
-            </w:r>
-            <w:r>
-              <w:t xml:space="preserve">forced to JTAG while</w:t>
+              <w:t xml:space="preserve">The five JTAG pads forced to JTAG while</w:t>
             </w:r>
             <w:r>
               <w:t xml:space="preserve"> </w:t>

--- a/doc/QNSC_SYSDBG_MAS.docx
+++ b/doc/QNSC_SYSDBG_MAS.docx
@@ -11111,13 +11111,7 @@
               <w:jc w:val="left"/>
             </w:pPr>
             <w:r>
-              <w:t xml:space="preserve">IP list:</w:t>
-            </w:r>
-            <w:r>
-              <w:t xml:space="preserve"> </w:t>
-            </w:r>
-            <w:r>
-              <w:t xml:space="preserve">“self-designed; only use</w:t>
+              <w:t xml:space="preserve">IP list names</w:t>
             </w:r>
             <w:r>
               <w:t xml:space="preserve"> </w:t>
@@ -11132,58 +11126,46 @@
               <w:t xml:space="preserve"> </w:t>
             </w:r>
             <w:r>
-              <w:t xml:space="preserve">from</w:t>
-            </w:r>
-            <w:r>
-              <w:t xml:space="preserve"> </w:t>
-            </w:r>
-            <w:r>
-              <w:rPr>
-                <w:rStyle w:val="VerbatimChar"/>
-              </w:rPr>
-              <w:t xml:space="preserve">pulp-platform/axi</w:t>
-            </w:r>
-            <w:r>
-              <w:t xml:space="preserve">”</w:t>
-            </w:r>
-          </w:p>
-        </w:tc>
-        <w:tc>
-          <w:tcPr/>
-          <w:p>
-            <w:pPr>
-              <w:pStyle w:val="Compact"/>
-              <w:jc w:val="left"/>
-            </w:pPr>
-            <w:r>
-              <w:t xml:space="preserve">Teacher, 2026-09-25</w:t>
-            </w:r>
-          </w:p>
-        </w:tc>
-        <w:tc>
-          <w:tcPr/>
-          <w:p>
-            <w:pPr>
-              <w:pStyle w:val="Compact"/>
-              <w:jc w:val="left"/>
-            </w:pPr>
-            <w:r>
-              <w:t xml:space="preserve">Not instantiated. The AXI manager of the teacher’s reference design (7.5) drives the channels directly, so no adapter is needed;</w:t>
-            </w:r>
-            <w:r>
-              <w:t xml:space="preserve"> </w:t>
-            </w:r>
-            <w:r>
-              <w:rPr>
-                <w:rStyle w:val="VerbatimChar"/>
-              </w:rPr>
-              <w:t xml:space="preserve">axi_from_mem</w:t>
-            </w:r>
-            <w:r>
-              <w:t xml:space="preserve"> </w:t>
-            </w:r>
-            <w:r>
-              <w:t xml:space="preserve">is the only IP the block may use, not one it must. To confirm with the teacher –</w:t>
+              <w:t xml:space="preserve">for the debugger</w:t>
+            </w:r>
+          </w:p>
+        </w:tc>
+        <w:tc>
+          <w:tcPr/>
+          <w:p>
+            <w:pPr>
+              <w:pStyle w:val="Compact"/>
+              <w:jc w:val="left"/>
+            </w:pPr>
+            <w:r>
+              <w:t xml:space="preserve">Owner, 2026-09-25</w:t>
+            </w:r>
+          </w:p>
+        </w:tc>
+        <w:tc>
+          <w:tcPr/>
+          <w:p>
+            <w:pPr>
+              <w:pStyle w:val="Compact"/>
+              <w:jc w:val="left"/>
+            </w:pPr>
+            <w:r>
+              <w:t xml:space="preserve">An early pick from the V1.x memory-style port. The block is self-designed, as the teacher asks: its own AXI4 manager (7.5) connects to</w:t>
+            </w:r>
+            <w:r>
+              <w:t xml:space="preserve"> </w:t>
+            </w:r>
+            <w:r>
+              <w:rPr>
+                <w:rStyle w:val="VerbatimChar"/>
+              </w:rPr>
+              <w:t xml:space="preserve">AXI_S0</w:t>
+            </w:r>
+            <w:r>
+              <w:t xml:space="preserve"> </w:t>
+            </w:r>
+            <w:r>
+              <w:t xml:space="preserve">directly, and no IP is instantiated –</w:t>
             </w:r>
             <w:r>
               <w:t xml:space="preserve"> </w:t>
